--- a/templates/HQE_lettera_intenti_determinato.docx
+++ b/templates/HQE_lettera_intenti_determinato.docx
@@ -1,6 +1,6 @@
 
 <file path=word/document.xml><?xml version="1.0" encoding="utf-8"?>
-<w:document xmlns:wpc="http://schemas.microsoft.com/office/word/2010/wordprocessingCanvas" xmlns:cx="http://schemas.microsoft.com/office/drawing/2014/chartex" xmlns:cx1="http://schemas.microsoft.com/office/drawing/2015/9/8/chartex" xmlns:cx2="http://schemas.microsoft.com/office/drawing/2015/10/21/chartex" xmlns:cx3="http://schemas.microsoft.com/office/drawing/2016/5/9/chartex" xmlns:cx4="http://schemas.microsoft.com/office/drawing/2016/5/10/chartex" xmlns:cx5="http://schemas.microsoft.com/office/drawing/2016/5/11/chartex" xmlns:cx6="http://schemas.microsoft.com/office/drawing/2016/5/12/chartex" xmlns:cx7="http://schemas.microsoft.com/office/drawing/2016/5/13/chartex" xmlns:cx8="http://schemas.microsoft.com/office/drawing/2016/5/14/chartex" xmlns:mc="http://schemas.openxmlformats.org/markup-compatibility/2006" xmlns:aink="http://schemas.microsoft.com/office/drawing/2016/ink" xmlns:am3d="http://schemas.microsoft.com/office/drawing/2017/model3d" xmlns:o="urn:schemas-microsoft-com:office:office" xmlns:r="http://schemas.openxmlformats.org/officeDocument/2006/relationships" xmlns:m="http://schemas.openxmlformats.org/officeDocument/2006/math" xmlns:v="urn:schemas-microsoft-com:vml" xmlns:wp14="http://schemas.microsoft.com/office/word/2010/wordprocessingDrawing" xmlns:wp="http://schemas.openxmlformats.org/drawingml/2006/wordprocessingDrawing" xmlns:w10="urn:schemas-microsoft-com:office:word" xmlns:w="http://schemas.openxmlformats.org/wordprocessingml/2006/main" xmlns:w14="http://schemas.microsoft.com/office/word/2010/wordml" xmlns:w15="http://schemas.microsoft.com/office/word/2012/wordml" xmlns:w16cex="http://schemas.microsoft.com/office/word/2018/wordml/cex" xmlns:w16cid="http://schemas.microsoft.com/office/word/2016/wordml/cid" xmlns:w16="http://schemas.microsoft.com/office/word/2018/wordml" xmlns:w16sdtdh="http://schemas.microsoft.com/office/word/2020/wordml/sdtdatahash" xmlns:w16se="http://schemas.microsoft.com/office/word/2015/wordml/symex" xmlns:wpg="http://schemas.microsoft.com/office/word/2010/wordprocessingGroup" xmlns:wpi="http://schemas.microsoft.com/office/word/2010/wordprocessingInk" xmlns:wne="http://schemas.microsoft.com/office/word/2006/wordml" xmlns:wps="http://schemas.microsoft.com/office/word/2010/wordprocessingShape" mc:Ignorable="w14 w15 w16se w16cid w16 w16cex w16sdtdh wp14">
+<w:document xmlns:wpc="http://schemas.microsoft.com/office/word/2010/wordprocessingCanvas" xmlns:cx="http://schemas.microsoft.com/office/drawing/2014/chartex" xmlns:cx1="http://schemas.microsoft.com/office/drawing/2015/9/8/chartex" xmlns:cx2="http://schemas.microsoft.com/office/drawing/2015/10/21/chartex" xmlns:cx3="http://schemas.microsoft.com/office/drawing/2016/5/9/chartex" xmlns:cx4="http://schemas.microsoft.com/office/drawing/2016/5/10/chartex" xmlns:cx5="http://schemas.microsoft.com/office/drawing/2016/5/11/chartex" xmlns:cx6="http://schemas.microsoft.com/office/drawing/2016/5/12/chartex" xmlns:cx7="http://schemas.microsoft.com/office/drawing/2016/5/13/chartex" xmlns:cx8="http://schemas.microsoft.com/office/drawing/2016/5/14/chartex" xmlns:mc="http://schemas.openxmlformats.org/markup-compatibility/2006" xmlns:aink="http://schemas.microsoft.com/office/drawing/2016/ink" xmlns:am3d="http://schemas.microsoft.com/office/drawing/2017/model3d" xmlns:o="urn:schemas-microsoft-com:office:office" xmlns:oel="http://schemas.microsoft.com/office/2019/extlst" xmlns:r="http://schemas.openxmlformats.org/officeDocument/2006/relationships" xmlns:m="http://schemas.openxmlformats.org/officeDocument/2006/math" xmlns:v="urn:schemas-microsoft-com:vml" xmlns:wp14="http://schemas.microsoft.com/office/word/2010/wordprocessingDrawing" xmlns:wp="http://schemas.openxmlformats.org/drawingml/2006/wordprocessingDrawing" xmlns:w10="urn:schemas-microsoft-com:office:word" xmlns:w="http://schemas.openxmlformats.org/wordprocessingml/2006/main" xmlns:w14="http://schemas.microsoft.com/office/word/2010/wordml" xmlns:w15="http://schemas.microsoft.com/office/word/2012/wordml" xmlns:w16cex="http://schemas.microsoft.com/office/word/2018/wordml/cex" xmlns:w16cid="http://schemas.microsoft.com/office/word/2016/wordml/cid" xmlns:w16="http://schemas.microsoft.com/office/word/2018/wordml" xmlns:w16du="http://schemas.microsoft.com/office/word/2023/wordml/word16du" xmlns:w16sdtdh="http://schemas.microsoft.com/office/word/2020/wordml/sdtdatahash" xmlns:w16sdtfl="http://schemas.microsoft.com/office/word/2024/wordml/sdtformatlock" xmlns:w16se="http://schemas.microsoft.com/office/word/2015/wordml/symex" xmlns:wpg="http://schemas.microsoft.com/office/word/2010/wordprocessingGroup" xmlns:wpi="http://schemas.microsoft.com/office/word/2010/wordprocessingInk" xmlns:wne="http://schemas.microsoft.com/office/word/2006/wordml" xmlns:wps="http://schemas.microsoft.com/office/word/2010/wordprocessingShape" mc:Ignorable="w14 w15 w16se w16cid w16 w16cex w16sdtdh w16sdtfl w16du wp14">
   <w:body>
     <w:p>
       <w:pPr>
@@ -25,25 +25,14 @@
           <w:lang w:eastAsia="it-IT"/>
         </w:rPr>
       </w:pPr>
-      <w:proofErr w:type="spellStart"/>
-      <w:r>
-        <w:rPr>
-          <w:rFonts w:ascii="Bookman Old Style" w:hAnsi="Bookman Old Style"/>
-          <w:sz w:val="22"/>
-          <w:szCs w:val="22"/>
-          <w:lang w:eastAsia="it-IT"/>
-        </w:rPr>
-        <w:t>Gent.le</w:t>
-      </w:r>
-      <w:proofErr w:type="spellEnd"/>
-      <w:r>
-        <w:rPr>
-          <w:rFonts w:ascii="Bookman Old Style" w:hAnsi="Bookman Old Style"/>
-          <w:sz w:val="22"/>
-          <w:szCs w:val="22"/>
-          <w:lang w:eastAsia="it-IT"/>
-        </w:rPr>
-        <w:t xml:space="preserve"> Sig.re</w:t>
+      <w:r>
+        <w:rPr>
+          <w:rFonts w:ascii="Bookman Old Style" w:hAnsi="Bookman Old Style"/>
+          <w:sz w:val="22"/>
+          <w:szCs w:val="22"/>
+          <w:lang w:eastAsia="it-IT"/>
+        </w:rPr>
+        <w:t>Gent.le Sig.re</w:t>
       </w:r>
     </w:p>
     <w:p>
@@ -63,11 +52,31 @@
           <w:b/>
           <w:sz w:val="22"/>
           <w:szCs w:val="22"/>
+          <w:lang w:eastAsia="it-IT"/>
+        </w:rPr>
+        <w:t>{{</w:t>
+      </w:r>
+      <w:r>
+        <w:rPr>
+          <w:rFonts w:ascii="Bookman Old Style" w:hAnsi="Bookman Old Style"/>
+          <w:b/>
+          <w:sz w:val="22"/>
+          <w:szCs w:val="22"/>
           <w:highlight w:val="yellow"/>
           <w:lang w:eastAsia="it-IT"/>
         </w:rPr>
         <w:t>BAGGIO ROBERTO</w:t>
       </w:r>
+      <w:r>
+        <w:rPr>
+          <w:rFonts w:ascii="Bookman Old Style" w:hAnsi="Bookman Old Style"/>
+          <w:b/>
+          <w:sz w:val="22"/>
+          <w:szCs w:val="22"/>
+          <w:lang w:eastAsia="it-IT"/>
+        </w:rPr>
+        <w:t>}}</w:t>
+      </w:r>
     </w:p>
     <w:p>
       <w:pPr>
@@ -105,11 +114,29 @@
           <w:rFonts w:ascii="Bookman Old Style" w:hAnsi="Bookman Old Style"/>
           <w:sz w:val="22"/>
           <w:szCs w:val="22"/>
+          <w:lang w:eastAsia="it-IT"/>
+        </w:rPr>
+        <w:t>{{</w:t>
+      </w:r>
+      <w:r>
+        <w:rPr>
+          <w:rFonts w:ascii="Bookman Old Style" w:hAnsi="Bookman Old Style"/>
+          <w:sz w:val="22"/>
+          <w:szCs w:val="22"/>
           <w:highlight w:val="yellow"/>
           <w:lang w:eastAsia="it-IT"/>
         </w:rPr>
         <w:t>15 Maggio 2026</w:t>
       </w:r>
+      <w:r>
+        <w:rPr>
+          <w:rFonts w:ascii="Bookman Old Style" w:hAnsi="Bookman Old Style"/>
+          <w:sz w:val="22"/>
+          <w:szCs w:val="22"/>
+          <w:lang w:eastAsia="it-IT"/>
+        </w:rPr>
+        <w:t>}}</w:t>
+      </w:r>
     </w:p>
     <w:p>
       <w:pPr>
@@ -148,6 +175,15 @@
           <w:rFonts w:ascii="Bookman Old Style" w:hAnsi="Bookman Old Style"/>
           <w:sz w:val="22"/>
           <w:szCs w:val="22"/>
+          <w:lang w:eastAsia="it-IT"/>
+        </w:rPr>
+        <w:t>{{</w:t>
+      </w:r>
+      <w:r>
+        <w:rPr>
+          <w:rFonts w:ascii="Bookman Old Style" w:hAnsi="Bookman Old Style"/>
+          <w:sz w:val="22"/>
+          <w:szCs w:val="22"/>
           <w:highlight w:val="yellow"/>
           <w:lang w:eastAsia="it-IT"/>
         </w:rPr>
@@ -160,6 +196,15 @@
           <w:szCs w:val="22"/>
           <w:lang w:eastAsia="it-IT"/>
         </w:rPr>
+        <w:t>}}</w:t>
+      </w:r>
+      <w:r>
+        <w:rPr>
+          <w:rFonts w:ascii="Bookman Old Style" w:hAnsi="Bookman Old Style"/>
+          <w:sz w:val="22"/>
+          <w:szCs w:val="22"/>
+          <w:lang w:eastAsia="it-IT"/>
+        </w:rPr>
         <w:t xml:space="preserve"> a </w:t>
       </w:r>
       <w:r>
@@ -167,6 +212,15 @@
           <w:rFonts w:ascii="Bookman Old Style" w:hAnsi="Bookman Old Style"/>
           <w:sz w:val="22"/>
           <w:szCs w:val="22"/>
+          <w:lang w:eastAsia="it-IT"/>
+        </w:rPr>
+        <w:t>{{</w:t>
+      </w:r>
+      <w:r>
+        <w:rPr>
+          <w:rFonts w:ascii="Bookman Old Style" w:hAnsi="Bookman Old Style"/>
+          <w:sz w:val="22"/>
+          <w:szCs w:val="22"/>
           <w:highlight w:val="yellow"/>
           <w:lang w:eastAsia="it-IT"/>
         </w:rPr>
@@ -179,6 +233,15 @@
           <w:szCs w:val="22"/>
           <w:lang w:eastAsia="it-IT"/>
         </w:rPr>
+        <w:t>}}</w:t>
+      </w:r>
+      <w:r>
+        <w:rPr>
+          <w:rFonts w:ascii="Bookman Old Style" w:hAnsi="Bookman Old Style"/>
+          <w:sz w:val="22"/>
+          <w:szCs w:val="22"/>
+          <w:lang w:eastAsia="it-IT"/>
+        </w:rPr>
         <w:t xml:space="preserve">, </w:t>
       </w:r>
       <w:r>
@@ -271,11 +334,29 @@
           <w:rFonts w:ascii="Bookman Old Style" w:hAnsi="Bookman Old Style"/>
           <w:sz w:val="22"/>
           <w:szCs w:val="22"/>
+          <w:lang w:eastAsia="it-IT"/>
+        </w:rPr>
+        <w:t>{{</w:t>
+      </w:r>
+      <w:r>
+        <w:rPr>
+          <w:rFonts w:ascii="Bookman Old Style" w:hAnsi="Bookman Old Style"/>
+          <w:sz w:val="22"/>
+          <w:szCs w:val="22"/>
           <w:highlight w:val="yellow"/>
           <w:lang w:eastAsia="it-IT"/>
         </w:rPr>
         <w:t>01 gennaio 2026</w:t>
       </w:r>
+      <w:r>
+        <w:rPr>
+          <w:rFonts w:ascii="Bookman Old Style" w:hAnsi="Bookman Old Style"/>
+          <w:sz w:val="22"/>
+          <w:szCs w:val="22"/>
+          <w:lang w:eastAsia="it-IT"/>
+        </w:rPr>
+        <w:t>}}</w:t>
+      </w:r>
     </w:p>
     <w:p>
       <w:pPr>
@@ -312,11 +393,29 @@
           <w:rFonts w:ascii="Bookman Old Style" w:hAnsi="Bookman Old Style"/>
           <w:sz w:val="22"/>
           <w:szCs w:val="22"/>
+          <w:lang w:eastAsia="it-IT"/>
+        </w:rPr>
+        <w:t>{{</w:t>
+      </w:r>
+      <w:r>
+        <w:rPr>
+          <w:rFonts w:ascii="Bookman Old Style" w:hAnsi="Bookman Old Style"/>
+          <w:sz w:val="22"/>
+          <w:szCs w:val="22"/>
           <w:highlight w:val="yellow"/>
           <w:lang w:eastAsia="it-IT"/>
         </w:rPr>
         <w:t>31 dicembre 2027</w:t>
       </w:r>
+      <w:r>
+        <w:rPr>
+          <w:rFonts w:ascii="Bookman Old Style" w:hAnsi="Bookman Old Style"/>
+          <w:sz w:val="22"/>
+          <w:szCs w:val="22"/>
+          <w:lang w:eastAsia="it-IT"/>
+        </w:rPr>
+        <w:t>}}</w:t>
+      </w:r>
     </w:p>
     <w:p>
       <w:pPr>
@@ -353,6 +452,15 @@
           <w:rFonts w:ascii="Bookman Old Style" w:hAnsi="Bookman Old Style"/>
           <w:sz w:val="22"/>
           <w:szCs w:val="22"/>
+          <w:lang w:eastAsia="it-IT"/>
+        </w:rPr>
+        <w:t>{{</w:t>
+      </w:r>
+      <w:r>
+        <w:rPr>
+          <w:rFonts w:ascii="Bookman Old Style" w:hAnsi="Bookman Old Style"/>
+          <w:sz w:val="22"/>
+          <w:szCs w:val="22"/>
           <w:highlight w:val="yellow"/>
           <w:lang w:eastAsia="it-IT"/>
         </w:rPr>
@@ -365,6 +473,15 @@
           <w:szCs w:val="22"/>
           <w:lang w:eastAsia="it-IT"/>
         </w:rPr>
+        <w:t>}}</w:t>
+      </w:r>
+      <w:r>
+        <w:rPr>
+          <w:rFonts w:ascii="Bookman Old Style" w:hAnsi="Bookman Old Style"/>
+          <w:sz w:val="22"/>
+          <w:szCs w:val="22"/>
+          <w:lang w:eastAsia="it-IT"/>
+        </w:rPr>
         <w:t xml:space="preserve"> </w:t>
       </w:r>
     </w:p>
@@ -403,6 +520,15 @@
           <w:rFonts w:ascii="Bookman Old Style" w:hAnsi="Bookman Old Style"/>
           <w:sz w:val="22"/>
           <w:szCs w:val="22"/>
+          <w:lang w:eastAsia="it-IT"/>
+        </w:rPr>
+        <w:t>{{</w:t>
+      </w:r>
+      <w:r>
+        <w:rPr>
+          <w:rFonts w:ascii="Bookman Old Style" w:hAnsi="Bookman Old Style"/>
+          <w:sz w:val="22"/>
+          <w:szCs w:val="22"/>
           <w:highlight w:val="yellow"/>
           <w:lang w:eastAsia="it-IT"/>
         </w:rPr>
@@ -417,6 +543,15 @@
           <w:lang w:eastAsia="it-IT"/>
         </w:rPr>
         <w:t>°</w:t>
+      </w:r>
+      <w:r>
+        <w:rPr>
+          <w:rFonts w:ascii="Bookman Old Style" w:hAnsi="Bookman Old Style"/>
+          <w:sz w:val="22"/>
+          <w:szCs w:val="22"/>
+          <w:lang w:eastAsia="it-IT"/>
+        </w:rPr>
+        <w:t>}}</w:t>
       </w:r>
     </w:p>
     <w:p>
@@ -719,6 +854,15 @@
           <w:rFonts w:ascii="Bookman Old Style" w:hAnsi="Bookman Old Style"/>
           <w:sz w:val="22"/>
           <w:szCs w:val="22"/>
+          <w:lang w:eastAsia="it-IT"/>
+        </w:rPr>
+        <w:t>{{</w:t>
+      </w:r>
+      <w:r>
+        <w:rPr>
+          <w:rFonts w:ascii="Bookman Old Style" w:hAnsi="Bookman Old Style"/>
+          <w:sz w:val="22"/>
+          <w:szCs w:val="22"/>
           <w:highlight w:val="yellow"/>
           <w:lang w:eastAsia="it-IT"/>
         </w:rPr>
@@ -753,6 +897,15 @@
           <w:lang w:eastAsia="it-IT"/>
         </w:rPr>
         <w:t xml:space="preserve"> €</w:t>
+      </w:r>
+      <w:r>
+        <w:rPr>
+          <w:rFonts w:ascii="Bookman Old Style" w:hAnsi="Bookman Old Style"/>
+          <w:sz w:val="22"/>
+          <w:szCs w:val="22"/>
+          <w:lang w:eastAsia="it-IT"/>
+        </w:rPr>
+        <w:t>}}</w:t>
       </w:r>
     </w:p>
     <w:p>
@@ -937,7 +1090,30 @@
           <w:highlight w:val="yellow"/>
           <w:lang w:eastAsia="it-IT"/>
         </w:rPr>
+        <w:t>{{</w:t>
+      </w:r>
+      <w:r>
+        <w:rPr>
+          <w:rFonts w:ascii="Bookman Old Style" w:hAnsi="Bookman Old Style"/>
+          <w:b/>
+          <w:bCs/>
+          <w:sz w:val="22"/>
+          <w:szCs w:val="22"/>
+          <w:highlight w:val="yellow"/>
+          <w:lang w:eastAsia="it-IT"/>
+        </w:rPr>
         <w:t>Addetto vincoli e permessi</w:t>
+      </w:r>
+      <w:r>
+        <w:rPr>
+          <w:rFonts w:ascii="Bookman Old Style" w:hAnsi="Bookman Old Style"/>
+          <w:b/>
+          <w:bCs/>
+          <w:sz w:val="22"/>
+          <w:szCs w:val="22"/>
+          <w:lang w:eastAsia="it-IT"/>
+        </w:rPr>
+        <w:t>}}</w:t>
       </w:r>
     </w:p>
     <w:p>
@@ -1057,25 +1233,14 @@
           <w:lang w:eastAsia="it-IT"/>
         </w:rPr>
       </w:pPr>
-      <w:proofErr w:type="spellStart"/>
-      <w:r>
-        <w:rPr>
-          <w:rFonts w:ascii="Bookman Old Style" w:hAnsi="Bookman Old Style"/>
-          <w:sz w:val="22"/>
-          <w:szCs w:val="22"/>
-          <w:lang w:eastAsia="it-IT"/>
-        </w:rPr>
-        <w:t>Nell’augurarLe</w:t>
-      </w:r>
-      <w:proofErr w:type="spellEnd"/>
-      <w:r>
-        <w:rPr>
-          <w:rFonts w:ascii="Bookman Old Style" w:hAnsi="Bookman Old Style"/>
-          <w:sz w:val="22"/>
-          <w:szCs w:val="22"/>
-          <w:lang w:eastAsia="it-IT"/>
-        </w:rPr>
-        <w:t xml:space="preserve"> una proficua e reciproca collaborazione, La preghiamo di renderci copia della presente firmata in segno di benestare ed accettazione.</w:t>
+      <w:r>
+        <w:rPr>
+          <w:rFonts w:ascii="Bookman Old Style" w:hAnsi="Bookman Old Style"/>
+          <w:sz w:val="22"/>
+          <w:szCs w:val="22"/>
+          <w:lang w:eastAsia="it-IT"/>
+        </w:rPr>
+        <w:t>Nell’augurarLe una proficua e reciproca collaborazione, La preghiamo di renderci copia della presente firmata in segno di benestare ed accettazione.</w:t>
       </w:r>
     </w:p>
     <w:p>
@@ -1233,7 +1398,7 @@
           <w:noProof/>
           <w:lang w:eastAsia="it-IT"/>
         </w:rPr>
-        <w:pict>
+        <w:pict w14:anchorId="1D10ABC3">
           <v:shapetype id="_x0000_t75" coordsize="21600,21600" o:spt="75" o:preferrelative="t" path="m@4@5l@4@11@9@11@9@5xe" filled="f" stroked="f">
             <v:stroke joinstyle="miter"/>
             <v:formulas>
@@ -1254,7 +1419,7 @@
             <o:lock v:ext="edit" aspectratio="t"/>
           </v:shapetype>
           <v:shape id="_x0000_s2052" type="#_x0000_t75" style="position:absolute;left:0;text-align:left;margin-left:313.05pt;margin-top:6.4pt;width:186pt;height:92.25pt;z-index:251657216">
-            <v:imagedata r:id="rId7" r:href="rId8"/>
+            <v:imagedata r:id="rId7" o:title="Timbro HQE"/>
           </v:shape>
         </w:pict>
       </w:r>
@@ -1283,10 +1448,28 @@
           <w:rFonts w:ascii="Bookman Old Style" w:hAnsi="Bookman Old Style"/>
           <w:sz w:val="22"/>
           <w:szCs w:val="22"/>
+          <w:lang w:eastAsia="it-IT"/>
+        </w:rPr>
+        <w:t>{{</w:t>
+      </w:r>
+      <w:r>
+        <w:rPr>
+          <w:rFonts w:ascii="Bookman Old Style" w:hAnsi="Bookman Old Style"/>
+          <w:sz w:val="22"/>
+          <w:szCs w:val="22"/>
           <w:highlight w:val="yellow"/>
           <w:lang w:eastAsia="it-IT"/>
         </w:rPr>
         <w:t>BAGGIO ROBERTO</w:t>
+      </w:r>
+      <w:r>
+        <w:rPr>
+          <w:rFonts w:ascii="Bookman Old Style" w:hAnsi="Bookman Old Style"/>
+          <w:sz w:val="22"/>
+          <w:szCs w:val="22"/>
+          <w:lang w:eastAsia="it-IT"/>
+        </w:rPr>
+        <w:t>}}</w:t>
       </w:r>
     </w:p>
     <w:p>
@@ -1351,10 +1534,28 @@
           <w:rFonts w:ascii="Bookman Old Style" w:hAnsi="Bookman Old Style"/>
           <w:sz w:val="22"/>
           <w:szCs w:val="22"/>
+          <w:lang w:eastAsia="it-IT"/>
+        </w:rPr>
+        <w:t>{{</w:t>
+      </w:r>
+      <w:r>
+        <w:rPr>
+          <w:rFonts w:ascii="Bookman Old Style" w:hAnsi="Bookman Old Style"/>
+          <w:sz w:val="22"/>
+          <w:szCs w:val="22"/>
           <w:highlight w:val="yellow"/>
           <w:lang w:eastAsia="it-IT"/>
         </w:rPr>
         <w:t>Addetto Vincoli e Permessi</w:t>
+      </w:r>
+      <w:r>
+        <w:rPr>
+          <w:rFonts w:ascii="Bookman Old Style" w:hAnsi="Bookman Old Style"/>
+          <w:sz w:val="22"/>
+          <w:szCs w:val="22"/>
+          <w:lang w:eastAsia="it-IT"/>
+        </w:rPr>
+        <w:t>}}</w:t>
       </w:r>
       <w:r>
         <w:rPr>
@@ -1427,9 +1628,9 @@
           <w:highlight w:val="yellow"/>
           <w:lang w:eastAsia="it-IT"/>
         </w:rPr>
-        <w:pict>
+        <w:pict w14:anchorId="239A09D2">
           <v:shape id="_x0000_s2053" type="#_x0000_t75" style="position:absolute;margin-left:298.05pt;margin-top:14pt;width:186pt;height:92.25pt;z-index:251658240">
-            <v:imagedata r:id="rId7" r:href="rId9"/>
+            <v:imagedata r:id="rId7" o:title="Timbro HQE"/>
           </v:shape>
         </w:pict>
       </w:r>
@@ -1441,7 +1642,26 @@
           <w:highlight w:val="yellow"/>
           <w:lang w:eastAsia="it-IT"/>
         </w:rPr>
+        <w:t>{{</w:t>
+      </w:r>
+      <w:r>
+        <w:rPr>
+          <w:rFonts w:ascii="Bookman Old Style" w:hAnsi="Bookman Old Style"/>
+          <w:sz w:val="22"/>
+          <w:szCs w:val="22"/>
+          <w:highlight w:val="yellow"/>
+          <w:lang w:eastAsia="it-IT"/>
+        </w:rPr>
         <w:t>BAGGIO ROBERTO</w:t>
+      </w:r>
+      <w:r>
+        <w:rPr>
+          <w:rFonts w:ascii="Bookman Old Style" w:hAnsi="Bookman Old Style"/>
+          <w:sz w:val="22"/>
+          <w:szCs w:val="22"/>
+          <w:lang w:eastAsia="it-IT"/>
+        </w:rPr>
+        <w:t>}}</w:t>
       </w:r>
     </w:p>
     <w:p>
@@ -1477,10 +1697,10 @@
     </w:p>
     <w:p/>
     <w:sectPr>
-      <w:headerReference w:type="default" r:id="rId10"/>
-      <w:footerReference w:type="default" r:id="rId11"/>
-      <w:headerReference w:type="first" r:id="rId12"/>
-      <w:footerReference w:type="first" r:id="rId13"/>
+      <w:headerReference w:type="default" r:id="rId8"/>
+      <w:footerReference w:type="default" r:id="rId9"/>
+      <w:headerReference w:type="first" r:id="rId10"/>
+      <w:footerReference w:type="first" r:id="rId11"/>
       <w:pgSz w:w="11906" w:h="16838"/>
       <w:pgMar w:top="851" w:right="794" w:bottom="1418" w:left="795" w:header="709" w:footer="182" w:gutter="0"/>
       <w:cols w:space="720"/>
@@ -1491,7 +1711,7 @@
 </file>
 
 <file path=word/endnotes.xml><?xml version="1.0" encoding="utf-8"?>
-<w:endnotes xmlns:wpc="http://schemas.microsoft.com/office/word/2010/wordprocessingCanvas" xmlns:cx="http://schemas.microsoft.com/office/drawing/2014/chartex" xmlns:cx1="http://schemas.microsoft.com/office/drawing/2015/9/8/chartex" xmlns:cx2="http://schemas.microsoft.com/office/drawing/2015/10/21/chartex" xmlns:cx3="http://schemas.microsoft.com/office/drawing/2016/5/9/chartex" xmlns:cx4="http://schemas.microsoft.com/office/drawing/2016/5/10/chartex" xmlns:cx5="http://schemas.microsoft.com/office/drawing/2016/5/11/chartex" xmlns:cx6="http://schemas.microsoft.com/office/drawing/2016/5/12/chartex" xmlns:cx7="http://schemas.microsoft.com/office/drawing/2016/5/13/chartex" xmlns:cx8="http://schemas.microsoft.com/office/drawing/2016/5/14/chartex" xmlns:mc="http://schemas.openxmlformats.org/markup-compatibility/2006" xmlns:aink="http://schemas.microsoft.com/office/drawing/2016/ink" xmlns:am3d="http://schemas.microsoft.com/office/drawing/2017/model3d" xmlns:o="urn:schemas-microsoft-com:office:office" xmlns:r="http://schemas.openxmlformats.org/officeDocument/2006/relationships" xmlns:m="http://schemas.openxmlformats.org/officeDocument/2006/math" xmlns:v="urn:schemas-microsoft-com:vml" xmlns:wp14="http://schemas.microsoft.com/office/word/2010/wordprocessingDrawing" xmlns:wp="http://schemas.openxmlformats.org/drawingml/2006/wordprocessingDrawing" xmlns:w10="urn:schemas-microsoft-com:office:word" xmlns:w="http://schemas.openxmlformats.org/wordprocessingml/2006/main" xmlns:w14="http://schemas.microsoft.com/office/word/2010/wordml" xmlns:w15="http://schemas.microsoft.com/office/word/2012/wordml" xmlns:w16cex="http://schemas.microsoft.com/office/word/2018/wordml/cex" xmlns:w16cid="http://schemas.microsoft.com/office/word/2016/wordml/cid" xmlns:w16="http://schemas.microsoft.com/office/word/2018/wordml" xmlns:w16sdtdh="http://schemas.microsoft.com/office/word/2020/wordml/sdtdatahash" xmlns:w16se="http://schemas.microsoft.com/office/word/2015/wordml/symex" xmlns:wpg="http://schemas.microsoft.com/office/word/2010/wordprocessingGroup" xmlns:wpi="http://schemas.microsoft.com/office/word/2010/wordprocessingInk" xmlns:wne="http://schemas.microsoft.com/office/word/2006/wordml" xmlns:wps="http://schemas.microsoft.com/office/word/2010/wordprocessingShape" mc:Ignorable="w14 w15 w16se w16cid w16 w16cex w16sdtdh wp14">
+<w:endnotes xmlns:wpc="http://schemas.microsoft.com/office/word/2010/wordprocessingCanvas" xmlns:cx="http://schemas.microsoft.com/office/drawing/2014/chartex" xmlns:cx1="http://schemas.microsoft.com/office/drawing/2015/9/8/chartex" xmlns:cx2="http://schemas.microsoft.com/office/drawing/2015/10/21/chartex" xmlns:cx3="http://schemas.microsoft.com/office/drawing/2016/5/9/chartex" xmlns:cx4="http://schemas.microsoft.com/office/drawing/2016/5/10/chartex" xmlns:cx5="http://schemas.microsoft.com/office/drawing/2016/5/11/chartex" xmlns:cx6="http://schemas.microsoft.com/office/drawing/2016/5/12/chartex" xmlns:cx7="http://schemas.microsoft.com/office/drawing/2016/5/13/chartex" xmlns:cx8="http://schemas.microsoft.com/office/drawing/2016/5/14/chartex" xmlns:mc="http://schemas.openxmlformats.org/markup-compatibility/2006" xmlns:aink="http://schemas.microsoft.com/office/drawing/2016/ink" xmlns:am3d="http://schemas.microsoft.com/office/drawing/2017/model3d" xmlns:o="urn:schemas-microsoft-com:office:office" xmlns:oel="http://schemas.microsoft.com/office/2019/extlst" xmlns:r="http://schemas.openxmlformats.org/officeDocument/2006/relationships" xmlns:m="http://schemas.openxmlformats.org/officeDocument/2006/math" xmlns:v="urn:schemas-microsoft-com:vml" xmlns:wp14="http://schemas.microsoft.com/office/word/2010/wordprocessingDrawing" xmlns:wp="http://schemas.openxmlformats.org/drawingml/2006/wordprocessingDrawing" xmlns:w10="urn:schemas-microsoft-com:office:word" xmlns:w="http://schemas.openxmlformats.org/wordprocessingml/2006/main" xmlns:w14="http://schemas.microsoft.com/office/word/2010/wordml" xmlns:w15="http://schemas.microsoft.com/office/word/2012/wordml" xmlns:w16cex="http://schemas.microsoft.com/office/word/2018/wordml/cex" xmlns:w16cid="http://schemas.microsoft.com/office/word/2016/wordml/cid" xmlns:w16="http://schemas.microsoft.com/office/word/2018/wordml" xmlns:w16du="http://schemas.microsoft.com/office/word/2023/wordml/word16du" xmlns:w16sdtdh="http://schemas.microsoft.com/office/word/2020/wordml/sdtdatahash" xmlns:w16sdtfl="http://schemas.microsoft.com/office/word/2024/wordml/sdtformatlock" xmlns:w16se="http://schemas.microsoft.com/office/word/2015/wordml/symex" xmlns:wpg="http://schemas.microsoft.com/office/word/2010/wordprocessingGroup" xmlns:wpi="http://schemas.microsoft.com/office/word/2010/wordprocessingInk" xmlns:wne="http://schemas.microsoft.com/office/word/2006/wordml" xmlns:wps="http://schemas.microsoft.com/office/word/2010/wordprocessingShape" mc:Ignorable="w14 w15 w16se w16cid w16 w16cex w16sdtdh w16sdtfl w16du wp14">
   <w:endnote w:type="separator" w:id="-1">
     <w:p>
       <w:r>
@@ -1510,10 +1730,10 @@
 </file>
 
 <file path=word/footer1.xml><?xml version="1.0" encoding="utf-8"?>
-<w:ftr xmlns:wpc="http://schemas.microsoft.com/office/word/2010/wordprocessingCanvas" xmlns:cx="http://schemas.microsoft.com/office/drawing/2014/chartex" xmlns:cx1="http://schemas.microsoft.com/office/drawing/2015/9/8/chartex" xmlns:cx2="http://schemas.microsoft.com/office/drawing/2015/10/21/chartex" xmlns:cx3="http://schemas.microsoft.com/office/drawing/2016/5/9/chartex" xmlns:cx4="http://schemas.microsoft.com/office/drawing/2016/5/10/chartex" xmlns:cx5="http://schemas.microsoft.com/office/drawing/2016/5/11/chartex" xmlns:cx6="http://schemas.microsoft.com/office/drawing/2016/5/12/chartex" xmlns:cx7="http://schemas.microsoft.com/office/drawing/2016/5/13/chartex" xmlns:cx8="http://schemas.microsoft.com/office/drawing/2016/5/14/chartex" xmlns:mc="http://schemas.openxmlformats.org/markup-compatibility/2006" xmlns:aink="http://schemas.microsoft.com/office/drawing/2016/ink" xmlns:am3d="http://schemas.microsoft.com/office/drawing/2017/model3d" xmlns:o="urn:schemas-microsoft-com:office:office" xmlns:r="http://schemas.openxmlformats.org/officeDocument/2006/relationships" xmlns:m="http://schemas.openxmlformats.org/officeDocument/2006/math" xmlns:v="urn:schemas-microsoft-com:vml" xmlns:wp14="http://schemas.microsoft.com/office/word/2010/wordprocessingDrawing" xmlns:wp="http://schemas.openxmlformats.org/drawingml/2006/wordprocessingDrawing" xmlns:w10="urn:schemas-microsoft-com:office:word" xmlns:w="http://schemas.openxmlformats.org/wordprocessingml/2006/main" xmlns:w14="http://schemas.microsoft.com/office/word/2010/wordml" xmlns:w15="http://schemas.microsoft.com/office/word/2012/wordml" xmlns:w16cex="http://schemas.microsoft.com/office/word/2018/wordml/cex" xmlns:w16cid="http://schemas.microsoft.com/office/word/2016/wordml/cid" xmlns:w16="http://schemas.microsoft.com/office/word/2018/wordml" xmlns:w16sdtdh="http://schemas.microsoft.com/office/word/2020/wordml/sdtdatahash" xmlns:w16se="http://schemas.microsoft.com/office/word/2015/wordml/symex" xmlns:wpg="http://schemas.microsoft.com/office/word/2010/wordprocessingGroup" xmlns:wpi="http://schemas.microsoft.com/office/word/2010/wordprocessingInk" xmlns:wne="http://schemas.microsoft.com/office/word/2006/wordml" xmlns:wps="http://schemas.microsoft.com/office/word/2010/wordprocessingShape" mc:Ignorable="w14 w15 w16se w16cid w16 w16cex w16sdtdh wp14">
+<w:ftr xmlns:wpc="http://schemas.microsoft.com/office/word/2010/wordprocessingCanvas" xmlns:cx="http://schemas.microsoft.com/office/drawing/2014/chartex" xmlns:cx1="http://schemas.microsoft.com/office/drawing/2015/9/8/chartex" xmlns:cx2="http://schemas.microsoft.com/office/drawing/2015/10/21/chartex" xmlns:cx3="http://schemas.microsoft.com/office/drawing/2016/5/9/chartex" xmlns:cx4="http://schemas.microsoft.com/office/drawing/2016/5/10/chartex" xmlns:cx5="http://schemas.microsoft.com/office/drawing/2016/5/11/chartex" xmlns:cx6="http://schemas.microsoft.com/office/drawing/2016/5/12/chartex" xmlns:cx7="http://schemas.microsoft.com/office/drawing/2016/5/13/chartex" xmlns:cx8="http://schemas.microsoft.com/office/drawing/2016/5/14/chartex" xmlns:mc="http://schemas.openxmlformats.org/markup-compatibility/2006" xmlns:aink="http://schemas.microsoft.com/office/drawing/2016/ink" xmlns:am3d="http://schemas.microsoft.com/office/drawing/2017/model3d" xmlns:o="urn:schemas-microsoft-com:office:office" xmlns:oel="http://schemas.microsoft.com/office/2019/extlst" xmlns:r="http://schemas.openxmlformats.org/officeDocument/2006/relationships" xmlns:m="http://schemas.openxmlformats.org/officeDocument/2006/math" xmlns:v="urn:schemas-microsoft-com:vml" xmlns:wp14="http://schemas.microsoft.com/office/word/2010/wordprocessingDrawing" xmlns:wp="http://schemas.openxmlformats.org/drawingml/2006/wordprocessingDrawing" xmlns:w10="urn:schemas-microsoft-com:office:word" xmlns:w="http://schemas.openxmlformats.org/wordprocessingml/2006/main" xmlns:w14="http://schemas.microsoft.com/office/word/2010/wordml" xmlns:w15="http://schemas.microsoft.com/office/word/2012/wordml" xmlns:w16cex="http://schemas.microsoft.com/office/word/2018/wordml/cex" xmlns:w16cid="http://schemas.microsoft.com/office/word/2016/wordml/cid" xmlns:w16="http://schemas.microsoft.com/office/word/2018/wordml" xmlns:w16du="http://schemas.microsoft.com/office/word/2023/wordml/word16du" xmlns:w16sdtdh="http://schemas.microsoft.com/office/word/2020/wordml/sdtdatahash" xmlns:w16sdtfl="http://schemas.microsoft.com/office/word/2024/wordml/sdtformatlock" xmlns:w16se="http://schemas.microsoft.com/office/word/2015/wordml/symex" xmlns:wpg="http://schemas.microsoft.com/office/word/2010/wordprocessingGroup" xmlns:wpi="http://schemas.microsoft.com/office/word/2010/wordprocessingInk" xmlns:wne="http://schemas.microsoft.com/office/word/2006/wordml" xmlns:wps="http://schemas.microsoft.com/office/word/2010/wordprocessingShape" mc:Ignorable="w14 w15 w16se w16cid w16 w16cex w16sdtdh w16sdtfl w16du wp14">
   <w:p>
     <w:pPr>
-      <w:pStyle w:val="Footer"/>
+      <w:pStyle w:val="Pidipagina"/>
       <w:jc w:val="center"/>
       <w:rPr>
         <w:color w:val="808080"/>
@@ -1522,7 +1742,7 @@
       </w:rPr>
     </w:pPr>
     <w:r>
-      <w:pict>
+      <w:pict w14:anchorId="36BE436E">
         <v:line id="Forma2" o:spid="_x0000_s1026" style="position:absolute;left:0;text-align:left;z-index:-251658752" from="13.05pt,6.05pt" to="479.55pt,6.05pt" o:allowincell="f" strokecolor="blue" strokeweight=".26mm">
           <v:stroke color2="yellow" joinstyle="miter"/>
         </v:line>
@@ -1553,7 +1773,7 @@
         </w:tcPr>
         <w:p>
           <w:pPr>
-            <w:pStyle w:val="Footer"/>
+            <w:pStyle w:val="Pidipagina"/>
             <w:snapToGrid w:val="0"/>
             <w:ind w:right="701"/>
             <w:rPr>
@@ -1563,7 +1783,7 @@
         </w:p>
         <w:p>
           <w:pPr>
-            <w:pStyle w:val="Footer"/>
+            <w:pStyle w:val="Pidipagina"/>
             <w:rPr>
               <w:rFonts w:cs="Arial"/>
               <w:b/>
@@ -1577,7 +1797,7 @@
         </w:p>
         <w:p>
           <w:pPr>
-            <w:pStyle w:val="Footer"/>
+            <w:pStyle w:val="Pidipagina"/>
             <w:rPr>
               <w:rFonts w:cs="Arial"/>
               <w:b/>
@@ -1591,7 +1811,7 @@
         </w:p>
         <w:p>
           <w:pPr>
-            <w:pStyle w:val="Footer"/>
+            <w:pStyle w:val="Pidipagina"/>
             <w:rPr>
               <w:rFonts w:cs="Arial"/>
               <w:b/>
@@ -1605,7 +1825,7 @@
         </w:p>
         <w:p>
           <w:pPr>
-            <w:pStyle w:val="Footer"/>
+            <w:pStyle w:val="Pidipagina"/>
             <w:rPr>
               <w:rFonts w:cs="Arial"/>
               <w:b/>
@@ -1626,38 +1846,12 @@
               <w:szCs w:val="14"/>
               <w:lang w:val="en-GB"/>
             </w:rPr>
-            <w:t xml:space="preserve">HQ Engineering </w:t>
-          </w:r>
-          <w:proofErr w:type="spellStart"/>
-          <w:r>
-            <w:rPr>
-              <w:rFonts w:cs="Arial"/>
-              <w:b/>
-              <w:smallCaps/>
-              <w:color w:val="365F91"/>
-              <w:sz w:val="18"/>
-              <w:szCs w:val="14"/>
-              <w:lang w:val="en-GB"/>
-            </w:rPr>
-            <w:t>S.r.l</w:t>
-          </w:r>
-          <w:proofErr w:type="spellEnd"/>
-          <w:r>
-            <w:rPr>
-              <w:rFonts w:cs="Arial"/>
-              <w:b/>
-              <w:smallCaps/>
-              <w:color w:val="365F91"/>
-              <w:sz w:val="18"/>
-              <w:szCs w:val="14"/>
-              <w:lang w:val="en-GB"/>
-            </w:rPr>
-            <w:t xml:space="preserve">. </w:t>
+            <w:t xml:space="preserve">HQ Engineering S.r.l. </w:t>
           </w:r>
         </w:p>
         <w:p>
           <w:pPr>
-            <w:pStyle w:val="Footer"/>
+            <w:pStyle w:val="Pidipagina"/>
             <w:ind w:right="701"/>
             <w:rPr>
               <w:rFonts w:cs="Arial"/>
@@ -1677,7 +1871,7 @@
         </w:tcPr>
         <w:p>
           <w:pPr>
-            <w:pStyle w:val="Footer"/>
+            <w:pStyle w:val="Pidipagina"/>
             <w:snapToGrid w:val="0"/>
             <w:rPr>
               <w:rFonts w:cs="Arial"/>
@@ -1692,7 +1886,7 @@
         </w:p>
         <w:p>
           <w:pPr>
-            <w:pStyle w:val="Footer"/>
+            <w:pStyle w:val="Pidipagina"/>
             <w:rPr>
               <w:rFonts w:cs="Arial"/>
               <w:b/>
@@ -1706,7 +1900,7 @@
         </w:p>
         <w:p>
           <w:pPr>
-            <w:pStyle w:val="Footer"/>
+            <w:pStyle w:val="Pidipagina"/>
             <w:rPr>
               <w:rFonts w:cs="Arial"/>
               <w:b/>
@@ -1720,7 +1914,7 @@
         </w:p>
         <w:p>
           <w:pPr>
-            <w:pStyle w:val="Footer"/>
+            <w:pStyle w:val="Pidipagina"/>
             <w:rPr>
               <w:rFonts w:cs="Arial"/>
               <w:b/>
@@ -1734,7 +1928,7 @@
         </w:p>
         <w:p>
           <w:pPr>
-            <w:pStyle w:val="Footer"/>
+            <w:pStyle w:val="Pidipagina"/>
             <w:rPr>
               <w:rFonts w:cs="Arial"/>
               <w:smallCaps/>
@@ -1756,7 +1950,7 @@
         </w:p>
         <w:p>
           <w:pPr>
-            <w:pStyle w:val="Footer"/>
+            <w:pStyle w:val="Pidipagina"/>
             <w:rPr>
               <w:rFonts w:cs="Arial"/>
               <w:smallCaps/>
@@ -1778,7 +1972,7 @@
         </w:p>
         <w:p>
           <w:pPr>
-            <w:pStyle w:val="Footer"/>
+            <w:pStyle w:val="Pidipagina"/>
           </w:pPr>
           <w:r>
             <w:rPr>
@@ -1788,29 +1982,7 @@
               <w:sz w:val="14"/>
               <w:szCs w:val="14"/>
             </w:rPr>
-            <w:t xml:space="preserve">10.000 €  </w:t>
-          </w:r>
-          <w:proofErr w:type="spellStart"/>
-          <w:r>
-            <w:rPr>
-              <w:rFonts w:cs="Arial"/>
-              <w:smallCaps/>
-              <w:color w:val="365F91"/>
-              <w:sz w:val="14"/>
-              <w:szCs w:val="14"/>
-            </w:rPr>
-            <w:t>i.v</w:t>
-          </w:r>
-          <w:proofErr w:type="spellEnd"/>
-          <w:r>
-            <w:rPr>
-              <w:rFonts w:cs="Arial"/>
-              <w:smallCaps/>
-              <w:color w:val="365F91"/>
-              <w:sz w:val="14"/>
-              <w:szCs w:val="14"/>
-            </w:rPr>
-            <w:t>.</w:t>
+            <w:t>10.000 €  i.v.</w:t>
           </w:r>
         </w:p>
       </w:tc>
@@ -1820,7 +1992,7 @@
         </w:tcPr>
         <w:p>
           <w:pPr>
-            <w:pStyle w:val="Footer"/>
+            <w:pStyle w:val="Pidipagina"/>
             <w:snapToGrid w:val="0"/>
             <w:rPr>
               <w:rFonts w:cs="Arial"/>
@@ -1834,7 +2006,7 @@
         </w:p>
         <w:p>
           <w:pPr>
-            <w:pStyle w:val="Footer"/>
+            <w:pStyle w:val="Pidipagina"/>
             <w:ind w:right="204"/>
             <w:rPr>
               <w:rFonts w:cs="Arial"/>
@@ -1848,7 +2020,7 @@
         </w:p>
         <w:p>
           <w:pPr>
-            <w:pStyle w:val="Footer"/>
+            <w:pStyle w:val="Pidipagina"/>
             <w:ind w:right="204"/>
             <w:rPr>
               <w:rFonts w:cs="Arial"/>
@@ -1862,7 +2034,7 @@
         </w:p>
         <w:p>
           <w:pPr>
-            <w:pStyle w:val="Footer"/>
+            <w:pStyle w:val="Pidipagina"/>
             <w:ind w:right="204"/>
             <w:rPr>
               <w:rFonts w:cs="Arial"/>
@@ -1876,7 +2048,7 @@
         </w:p>
         <w:p>
           <w:pPr>
-            <w:pStyle w:val="Footer"/>
+            <w:pStyle w:val="Pidipagina"/>
             <w:ind w:right="204"/>
             <w:rPr>
               <w:rFonts w:cs="Arial"/>
@@ -1899,7 +2071,7 @@
         </w:p>
         <w:p>
           <w:pPr>
-            <w:pStyle w:val="Footer"/>
+            <w:pStyle w:val="Pidipagina"/>
             <w:ind w:right="204"/>
             <w:rPr>
               <w:rFonts w:cs="Arial"/>
@@ -1922,7 +2094,7 @@
         </w:p>
         <w:p>
           <w:pPr>
-            <w:pStyle w:val="Footer"/>
+            <w:pStyle w:val="Pidipagina"/>
             <w:rPr>
               <w:rFonts w:cs="Arial"/>
               <w:smallCaps/>
@@ -1944,7 +2116,7 @@
         </w:p>
         <w:p>
           <w:pPr>
-            <w:pStyle w:val="Footer"/>
+            <w:pStyle w:val="Pidipagina"/>
           </w:pPr>
           <w:r>
             <w:rPr>
@@ -1964,7 +2136,7 @@
         </w:tcPr>
         <w:p>
           <w:pPr>
-            <w:pStyle w:val="Footer"/>
+            <w:pStyle w:val="Pidipagina"/>
             <w:snapToGrid w:val="0"/>
             <w:ind w:right="204"/>
             <w:rPr>
@@ -1979,7 +2151,7 @@
         </w:p>
         <w:p>
           <w:pPr>
-            <w:pStyle w:val="Footer"/>
+            <w:pStyle w:val="Pidipagina"/>
             <w:rPr>
               <w:rFonts w:cs="Arial"/>
               <w:smallCaps/>
@@ -1992,7 +2164,7 @@
         </w:p>
         <w:p>
           <w:pPr>
-            <w:pStyle w:val="Footer"/>
+            <w:pStyle w:val="Pidipagina"/>
             <w:rPr>
               <w:rFonts w:cs="Arial"/>
               <w:smallCaps/>
@@ -2005,7 +2177,7 @@
         </w:p>
         <w:p>
           <w:pPr>
-            <w:pStyle w:val="Footer"/>
+            <w:pStyle w:val="Pidipagina"/>
             <w:rPr>
               <w:rFonts w:cs="Arial"/>
               <w:smallCaps/>
@@ -2018,7 +2190,7 @@
         </w:p>
         <w:p>
           <w:pPr>
-            <w:pStyle w:val="Footer"/>
+            <w:pStyle w:val="Pidipagina"/>
             <w:rPr>
               <w:rFonts w:cs="Arial"/>
               <w:smallCaps/>
@@ -2042,7 +2214,7 @@
         </w:p>
         <w:p>
           <w:pPr>
-            <w:pStyle w:val="Footer"/>
+            <w:pStyle w:val="Pidipagina"/>
             <w:rPr>
               <w:rFonts w:cs="Arial"/>
               <w:b/>
@@ -2066,7 +2238,7 @@
         </w:p>
         <w:p>
           <w:pPr>
-            <w:pStyle w:val="Footer"/>
+            <w:pStyle w:val="Pidipagina"/>
             <w:rPr>
               <w:lang w:val="es-ES"/>
             </w:rPr>
@@ -2090,7 +2262,7 @@
         </w:tcPr>
         <w:p>
           <w:pPr>
-            <w:pStyle w:val="Footer"/>
+            <w:pStyle w:val="Pidipagina"/>
             <w:ind w:right="701"/>
             <w:rPr>
               <w:sz w:val="10"/>
@@ -2107,7 +2279,7 @@
               <w:szCs w:val="14"/>
               <w:lang w:val="en-US" w:eastAsia="x-none"/>
             </w:rPr>
-            <w:pict>
+            <w:pict w14:anchorId="3C2DA1B6">
               <v:shapetype id="_x0000_t75" coordsize="21600,21600" o:spt="75" o:preferrelative="t" path="m@4@5l@4@11@9@11@9@5xe" filled="f" stroked="f">
                 <v:stroke joinstyle="miter"/>
                 <v:formulas>
@@ -2146,7 +2318,7 @@
         </w:p>
         <w:p>
           <w:pPr>
-            <w:pStyle w:val="Footer"/>
+            <w:pStyle w:val="Pidipagina"/>
             <w:rPr>
               <w:rFonts w:cs="Arial"/>
               <w:smallCaps/>
@@ -2162,7 +2334,7 @@
   </w:tbl>
   <w:p>
     <w:pPr>
-      <w:pStyle w:val="Footer"/>
+      <w:pStyle w:val="Pidipagina"/>
       <w:rPr>
         <w:lang w:val="en-GB"/>
       </w:rPr>
@@ -2172,13 +2344,13 @@
 </file>
 
 <file path=word/footer2.xml><?xml version="1.0" encoding="utf-8"?>
-<w:ftr xmlns:wpc="http://schemas.microsoft.com/office/word/2010/wordprocessingCanvas" xmlns:cx="http://schemas.microsoft.com/office/drawing/2014/chartex" xmlns:cx1="http://schemas.microsoft.com/office/drawing/2015/9/8/chartex" xmlns:cx2="http://schemas.microsoft.com/office/drawing/2015/10/21/chartex" xmlns:cx3="http://schemas.microsoft.com/office/drawing/2016/5/9/chartex" xmlns:cx4="http://schemas.microsoft.com/office/drawing/2016/5/10/chartex" xmlns:cx5="http://schemas.microsoft.com/office/drawing/2016/5/11/chartex" xmlns:cx6="http://schemas.microsoft.com/office/drawing/2016/5/12/chartex" xmlns:cx7="http://schemas.microsoft.com/office/drawing/2016/5/13/chartex" xmlns:cx8="http://schemas.microsoft.com/office/drawing/2016/5/14/chartex" xmlns:mc="http://schemas.openxmlformats.org/markup-compatibility/2006" xmlns:aink="http://schemas.microsoft.com/office/drawing/2016/ink" xmlns:am3d="http://schemas.microsoft.com/office/drawing/2017/model3d" xmlns:o="urn:schemas-microsoft-com:office:office" xmlns:r="http://schemas.openxmlformats.org/officeDocument/2006/relationships" xmlns:m="http://schemas.openxmlformats.org/officeDocument/2006/math" xmlns:v="urn:schemas-microsoft-com:vml" xmlns:wp14="http://schemas.microsoft.com/office/word/2010/wordprocessingDrawing" xmlns:wp="http://schemas.openxmlformats.org/drawingml/2006/wordprocessingDrawing" xmlns:w10="urn:schemas-microsoft-com:office:word" xmlns:w="http://schemas.openxmlformats.org/wordprocessingml/2006/main" xmlns:w14="http://schemas.microsoft.com/office/word/2010/wordml" xmlns:w15="http://schemas.microsoft.com/office/word/2012/wordml" xmlns:w16cex="http://schemas.microsoft.com/office/word/2018/wordml/cex" xmlns:w16cid="http://schemas.microsoft.com/office/word/2016/wordml/cid" xmlns:w16="http://schemas.microsoft.com/office/word/2018/wordml" xmlns:w16sdtdh="http://schemas.microsoft.com/office/word/2020/wordml/sdtdatahash" xmlns:w16se="http://schemas.microsoft.com/office/word/2015/wordml/symex" xmlns:wpg="http://schemas.microsoft.com/office/word/2010/wordprocessingGroup" xmlns:wpi="http://schemas.microsoft.com/office/word/2010/wordprocessingInk" xmlns:wne="http://schemas.microsoft.com/office/word/2006/wordml" xmlns:wps="http://schemas.microsoft.com/office/word/2010/wordprocessingShape" mc:Ignorable="w14 w15 w16se w16cid w16 w16cex w16sdtdh wp14">
+<w:ftr xmlns:wpc="http://schemas.microsoft.com/office/word/2010/wordprocessingCanvas" xmlns:cx="http://schemas.microsoft.com/office/drawing/2014/chartex" xmlns:cx1="http://schemas.microsoft.com/office/drawing/2015/9/8/chartex" xmlns:cx2="http://schemas.microsoft.com/office/drawing/2015/10/21/chartex" xmlns:cx3="http://schemas.microsoft.com/office/drawing/2016/5/9/chartex" xmlns:cx4="http://schemas.microsoft.com/office/drawing/2016/5/10/chartex" xmlns:cx5="http://schemas.microsoft.com/office/drawing/2016/5/11/chartex" xmlns:cx6="http://schemas.microsoft.com/office/drawing/2016/5/12/chartex" xmlns:cx7="http://schemas.microsoft.com/office/drawing/2016/5/13/chartex" xmlns:cx8="http://schemas.microsoft.com/office/drawing/2016/5/14/chartex" xmlns:mc="http://schemas.openxmlformats.org/markup-compatibility/2006" xmlns:aink="http://schemas.microsoft.com/office/drawing/2016/ink" xmlns:am3d="http://schemas.microsoft.com/office/drawing/2017/model3d" xmlns:o="urn:schemas-microsoft-com:office:office" xmlns:oel="http://schemas.microsoft.com/office/2019/extlst" xmlns:r="http://schemas.openxmlformats.org/officeDocument/2006/relationships" xmlns:m="http://schemas.openxmlformats.org/officeDocument/2006/math" xmlns:v="urn:schemas-microsoft-com:vml" xmlns:wp14="http://schemas.microsoft.com/office/word/2010/wordprocessingDrawing" xmlns:wp="http://schemas.openxmlformats.org/drawingml/2006/wordprocessingDrawing" xmlns:w10="urn:schemas-microsoft-com:office:word" xmlns:w="http://schemas.openxmlformats.org/wordprocessingml/2006/main" xmlns:w14="http://schemas.microsoft.com/office/word/2010/wordml" xmlns:w15="http://schemas.microsoft.com/office/word/2012/wordml" xmlns:w16cex="http://schemas.microsoft.com/office/word/2018/wordml/cex" xmlns:w16cid="http://schemas.microsoft.com/office/word/2016/wordml/cid" xmlns:w16="http://schemas.microsoft.com/office/word/2018/wordml" xmlns:w16du="http://schemas.microsoft.com/office/word/2023/wordml/word16du" xmlns:w16sdtdh="http://schemas.microsoft.com/office/word/2020/wordml/sdtdatahash" xmlns:w16sdtfl="http://schemas.microsoft.com/office/word/2024/wordml/sdtformatlock" xmlns:w16se="http://schemas.microsoft.com/office/word/2015/wordml/symex" xmlns:wpg="http://schemas.microsoft.com/office/word/2010/wordprocessingGroup" xmlns:wpi="http://schemas.microsoft.com/office/word/2010/wordprocessingInk" xmlns:wne="http://schemas.microsoft.com/office/word/2006/wordml" xmlns:wps="http://schemas.microsoft.com/office/word/2010/wordprocessingShape" mc:Ignorable="w14 w15 w16se w16cid w16 w16cex w16sdtdh w16sdtfl w16du wp14">
   <w:p/>
 </w:ftr>
 </file>
 
 <file path=word/footnotes.xml><?xml version="1.0" encoding="utf-8"?>
-<w:footnotes xmlns:wpc="http://schemas.microsoft.com/office/word/2010/wordprocessingCanvas" xmlns:cx="http://schemas.microsoft.com/office/drawing/2014/chartex" xmlns:cx1="http://schemas.microsoft.com/office/drawing/2015/9/8/chartex" xmlns:cx2="http://schemas.microsoft.com/office/drawing/2015/10/21/chartex" xmlns:cx3="http://schemas.microsoft.com/office/drawing/2016/5/9/chartex" xmlns:cx4="http://schemas.microsoft.com/office/drawing/2016/5/10/chartex" xmlns:cx5="http://schemas.microsoft.com/office/drawing/2016/5/11/chartex" xmlns:cx6="http://schemas.microsoft.com/office/drawing/2016/5/12/chartex" xmlns:cx7="http://schemas.microsoft.com/office/drawing/2016/5/13/chartex" xmlns:cx8="http://schemas.microsoft.com/office/drawing/2016/5/14/chartex" xmlns:mc="http://schemas.openxmlformats.org/markup-compatibility/2006" xmlns:aink="http://schemas.microsoft.com/office/drawing/2016/ink" xmlns:am3d="http://schemas.microsoft.com/office/drawing/2017/model3d" xmlns:o="urn:schemas-microsoft-com:office:office" xmlns:r="http://schemas.openxmlformats.org/officeDocument/2006/relationships" xmlns:m="http://schemas.openxmlformats.org/officeDocument/2006/math" xmlns:v="urn:schemas-microsoft-com:vml" xmlns:wp14="http://schemas.microsoft.com/office/word/2010/wordprocessingDrawing" xmlns:wp="http://schemas.openxmlformats.org/drawingml/2006/wordprocessingDrawing" xmlns:w10="urn:schemas-microsoft-com:office:word" xmlns:w="http://schemas.openxmlformats.org/wordprocessingml/2006/main" xmlns:w14="http://schemas.microsoft.com/office/word/2010/wordml" xmlns:w15="http://schemas.microsoft.com/office/word/2012/wordml" xmlns:w16cex="http://schemas.microsoft.com/office/word/2018/wordml/cex" xmlns:w16cid="http://schemas.microsoft.com/office/word/2016/wordml/cid" xmlns:w16="http://schemas.microsoft.com/office/word/2018/wordml" xmlns:w16sdtdh="http://schemas.microsoft.com/office/word/2020/wordml/sdtdatahash" xmlns:w16se="http://schemas.microsoft.com/office/word/2015/wordml/symex" xmlns:wpg="http://schemas.microsoft.com/office/word/2010/wordprocessingGroup" xmlns:wpi="http://schemas.microsoft.com/office/word/2010/wordprocessingInk" xmlns:wne="http://schemas.microsoft.com/office/word/2006/wordml" xmlns:wps="http://schemas.microsoft.com/office/word/2010/wordprocessingShape" mc:Ignorable="w14 w15 w16se w16cid w16 w16cex w16sdtdh wp14">
+<w:footnotes xmlns:wpc="http://schemas.microsoft.com/office/word/2010/wordprocessingCanvas" xmlns:cx="http://schemas.microsoft.com/office/drawing/2014/chartex" xmlns:cx1="http://schemas.microsoft.com/office/drawing/2015/9/8/chartex" xmlns:cx2="http://schemas.microsoft.com/office/drawing/2015/10/21/chartex" xmlns:cx3="http://schemas.microsoft.com/office/drawing/2016/5/9/chartex" xmlns:cx4="http://schemas.microsoft.com/office/drawing/2016/5/10/chartex" xmlns:cx5="http://schemas.microsoft.com/office/drawing/2016/5/11/chartex" xmlns:cx6="http://schemas.microsoft.com/office/drawing/2016/5/12/chartex" xmlns:cx7="http://schemas.microsoft.com/office/drawing/2016/5/13/chartex" xmlns:cx8="http://schemas.microsoft.com/office/drawing/2016/5/14/chartex" xmlns:mc="http://schemas.openxmlformats.org/markup-compatibility/2006" xmlns:aink="http://schemas.microsoft.com/office/drawing/2016/ink" xmlns:am3d="http://schemas.microsoft.com/office/drawing/2017/model3d" xmlns:o="urn:schemas-microsoft-com:office:office" xmlns:oel="http://schemas.microsoft.com/office/2019/extlst" xmlns:r="http://schemas.openxmlformats.org/officeDocument/2006/relationships" xmlns:m="http://schemas.openxmlformats.org/officeDocument/2006/math" xmlns:v="urn:schemas-microsoft-com:vml" xmlns:wp14="http://schemas.microsoft.com/office/word/2010/wordprocessingDrawing" xmlns:wp="http://schemas.openxmlformats.org/drawingml/2006/wordprocessingDrawing" xmlns:w10="urn:schemas-microsoft-com:office:word" xmlns:w="http://schemas.openxmlformats.org/wordprocessingml/2006/main" xmlns:w14="http://schemas.microsoft.com/office/word/2010/wordml" xmlns:w15="http://schemas.microsoft.com/office/word/2012/wordml" xmlns:w16cex="http://schemas.microsoft.com/office/word/2018/wordml/cex" xmlns:w16cid="http://schemas.microsoft.com/office/word/2016/wordml/cid" xmlns:w16="http://schemas.microsoft.com/office/word/2018/wordml" xmlns:w16du="http://schemas.microsoft.com/office/word/2023/wordml/word16du" xmlns:w16sdtdh="http://schemas.microsoft.com/office/word/2020/wordml/sdtdatahash" xmlns:w16sdtfl="http://schemas.microsoft.com/office/word/2024/wordml/sdtformatlock" xmlns:w16se="http://schemas.microsoft.com/office/word/2015/wordml/symex" xmlns:wpg="http://schemas.microsoft.com/office/word/2010/wordprocessingGroup" xmlns:wpi="http://schemas.microsoft.com/office/word/2010/wordprocessingInk" xmlns:wne="http://schemas.microsoft.com/office/word/2006/wordml" xmlns:wps="http://schemas.microsoft.com/office/word/2010/wordprocessingShape" mc:Ignorable="w14 w15 w16se w16cid w16 w16cex w16sdtdh w16sdtfl w16du wp14">
   <w:footnote w:type="separator" w:id="-1">
     <w:p>
       <w:r>
@@ -2197,7 +2369,7 @@
 </file>
 
 <file path=word/header1.xml><?xml version="1.0" encoding="utf-8"?>
-<w:hdr xmlns:wpc="http://schemas.microsoft.com/office/word/2010/wordprocessingCanvas" xmlns:cx="http://schemas.microsoft.com/office/drawing/2014/chartex" xmlns:cx1="http://schemas.microsoft.com/office/drawing/2015/9/8/chartex" xmlns:cx2="http://schemas.microsoft.com/office/drawing/2015/10/21/chartex" xmlns:cx3="http://schemas.microsoft.com/office/drawing/2016/5/9/chartex" xmlns:cx4="http://schemas.microsoft.com/office/drawing/2016/5/10/chartex" xmlns:cx5="http://schemas.microsoft.com/office/drawing/2016/5/11/chartex" xmlns:cx6="http://schemas.microsoft.com/office/drawing/2016/5/12/chartex" xmlns:cx7="http://schemas.microsoft.com/office/drawing/2016/5/13/chartex" xmlns:cx8="http://schemas.microsoft.com/office/drawing/2016/5/14/chartex" xmlns:mc="http://schemas.openxmlformats.org/markup-compatibility/2006" xmlns:aink="http://schemas.microsoft.com/office/drawing/2016/ink" xmlns:am3d="http://schemas.microsoft.com/office/drawing/2017/model3d" xmlns:o="urn:schemas-microsoft-com:office:office" xmlns:r="http://schemas.openxmlformats.org/officeDocument/2006/relationships" xmlns:m="http://schemas.openxmlformats.org/officeDocument/2006/math" xmlns:v="urn:schemas-microsoft-com:vml" xmlns:wp14="http://schemas.microsoft.com/office/word/2010/wordprocessingDrawing" xmlns:wp="http://schemas.openxmlformats.org/drawingml/2006/wordprocessingDrawing" xmlns:w10="urn:schemas-microsoft-com:office:word" xmlns:w="http://schemas.openxmlformats.org/wordprocessingml/2006/main" xmlns:w14="http://schemas.microsoft.com/office/word/2010/wordml" xmlns:w15="http://schemas.microsoft.com/office/word/2012/wordml" xmlns:w16cex="http://schemas.microsoft.com/office/word/2018/wordml/cex" xmlns:w16cid="http://schemas.microsoft.com/office/word/2016/wordml/cid" xmlns:w16="http://schemas.microsoft.com/office/word/2018/wordml" xmlns:w16sdtdh="http://schemas.microsoft.com/office/word/2020/wordml/sdtdatahash" xmlns:w16se="http://schemas.microsoft.com/office/word/2015/wordml/symex" xmlns:wpg="http://schemas.microsoft.com/office/word/2010/wordprocessingGroup" xmlns:wpi="http://schemas.microsoft.com/office/word/2010/wordprocessingInk" xmlns:wne="http://schemas.microsoft.com/office/word/2006/wordml" xmlns:wps="http://schemas.microsoft.com/office/word/2010/wordprocessingShape" mc:Ignorable="w14 w15 w16se w16cid w16 w16cex w16sdtdh wp14">
+<w:hdr xmlns:wpc="http://schemas.microsoft.com/office/word/2010/wordprocessingCanvas" xmlns:cx="http://schemas.microsoft.com/office/drawing/2014/chartex" xmlns:cx1="http://schemas.microsoft.com/office/drawing/2015/9/8/chartex" xmlns:cx2="http://schemas.microsoft.com/office/drawing/2015/10/21/chartex" xmlns:cx3="http://schemas.microsoft.com/office/drawing/2016/5/9/chartex" xmlns:cx4="http://schemas.microsoft.com/office/drawing/2016/5/10/chartex" xmlns:cx5="http://schemas.microsoft.com/office/drawing/2016/5/11/chartex" xmlns:cx6="http://schemas.microsoft.com/office/drawing/2016/5/12/chartex" xmlns:cx7="http://schemas.microsoft.com/office/drawing/2016/5/13/chartex" xmlns:cx8="http://schemas.microsoft.com/office/drawing/2016/5/14/chartex" xmlns:mc="http://schemas.openxmlformats.org/markup-compatibility/2006" xmlns:aink="http://schemas.microsoft.com/office/drawing/2016/ink" xmlns:am3d="http://schemas.microsoft.com/office/drawing/2017/model3d" xmlns:o="urn:schemas-microsoft-com:office:office" xmlns:oel="http://schemas.microsoft.com/office/2019/extlst" xmlns:r="http://schemas.openxmlformats.org/officeDocument/2006/relationships" xmlns:m="http://schemas.openxmlformats.org/officeDocument/2006/math" xmlns:v="urn:schemas-microsoft-com:vml" xmlns:wp14="http://schemas.microsoft.com/office/word/2010/wordprocessingDrawing" xmlns:wp="http://schemas.openxmlformats.org/drawingml/2006/wordprocessingDrawing" xmlns:w10="urn:schemas-microsoft-com:office:word" xmlns:w="http://schemas.openxmlformats.org/wordprocessingml/2006/main" xmlns:w14="http://schemas.microsoft.com/office/word/2010/wordml" xmlns:w15="http://schemas.microsoft.com/office/word/2012/wordml" xmlns:w16cex="http://schemas.microsoft.com/office/word/2018/wordml/cex" xmlns:w16cid="http://schemas.microsoft.com/office/word/2016/wordml/cid" xmlns:w16="http://schemas.microsoft.com/office/word/2018/wordml" xmlns:w16du="http://schemas.microsoft.com/office/word/2023/wordml/word16du" xmlns:w16sdtdh="http://schemas.microsoft.com/office/word/2020/wordml/sdtdatahash" xmlns:w16sdtfl="http://schemas.microsoft.com/office/word/2024/wordml/sdtformatlock" xmlns:w16se="http://schemas.microsoft.com/office/word/2015/wordml/symex" xmlns:wpg="http://schemas.microsoft.com/office/word/2010/wordprocessingGroup" xmlns:wpi="http://schemas.microsoft.com/office/word/2010/wordprocessingInk" xmlns:wne="http://schemas.microsoft.com/office/word/2006/wordml" xmlns:wps="http://schemas.microsoft.com/office/word/2010/wordprocessingShape" mc:Ignorable="w14 w15 w16se w16cid w16 w16cex w16sdtdh w16sdtfl w16du wp14">
   <w:p>
     <w:pPr>
       <w:jc w:val="right"/>
@@ -2206,7 +2378,7 @@
       </w:rPr>
     </w:pPr>
     <w:r>
-      <w:pict>
+      <w:pict w14:anchorId="59E70F59">
         <v:shapetype id="_x0000_t75" coordsize="21600,21600" o:spt="75" o:preferrelative="t" path="m@4@5l@4@11@9@11@9@5xe" filled="f" stroked="f">
           <v:stroke joinstyle="miter"/>
           <v:formulas>
@@ -2243,7 +2415,7 @@
   </w:p>
   <w:p>
     <w:pPr>
-      <w:pStyle w:val="Header"/>
+      <w:pStyle w:val="Intestazione"/>
       <w:jc w:val="center"/>
       <w:rPr>
         <w:color w:val="808080"/>
@@ -2251,7 +2423,7 @@
       </w:rPr>
     </w:pPr>
     <w:r>
-      <w:pict>
+      <w:pict w14:anchorId="1044B41C">
         <v:line id="Forma1" o:spid="_x0000_s1025" style="position:absolute;left:0;text-align:left;z-index:-251659776" from="-1pt,7.3pt" to="494pt,7.3pt" o:allowincell="f" strokecolor="#039" strokeweight=".35mm">
           <v:stroke color2="#fc6" joinstyle="miter"/>
         </v:line>
@@ -2262,13 +2434,13 @@
 </file>
 
 <file path=word/header2.xml><?xml version="1.0" encoding="utf-8"?>
-<w:hdr xmlns:wpc="http://schemas.microsoft.com/office/word/2010/wordprocessingCanvas" xmlns:cx="http://schemas.microsoft.com/office/drawing/2014/chartex" xmlns:cx1="http://schemas.microsoft.com/office/drawing/2015/9/8/chartex" xmlns:cx2="http://schemas.microsoft.com/office/drawing/2015/10/21/chartex" xmlns:cx3="http://schemas.microsoft.com/office/drawing/2016/5/9/chartex" xmlns:cx4="http://schemas.microsoft.com/office/drawing/2016/5/10/chartex" xmlns:cx5="http://schemas.microsoft.com/office/drawing/2016/5/11/chartex" xmlns:cx6="http://schemas.microsoft.com/office/drawing/2016/5/12/chartex" xmlns:cx7="http://schemas.microsoft.com/office/drawing/2016/5/13/chartex" xmlns:cx8="http://schemas.microsoft.com/office/drawing/2016/5/14/chartex" xmlns:mc="http://schemas.openxmlformats.org/markup-compatibility/2006" xmlns:aink="http://schemas.microsoft.com/office/drawing/2016/ink" xmlns:am3d="http://schemas.microsoft.com/office/drawing/2017/model3d" xmlns:o="urn:schemas-microsoft-com:office:office" xmlns:r="http://schemas.openxmlformats.org/officeDocument/2006/relationships" xmlns:m="http://schemas.openxmlformats.org/officeDocument/2006/math" xmlns:v="urn:schemas-microsoft-com:vml" xmlns:wp14="http://schemas.microsoft.com/office/word/2010/wordprocessingDrawing" xmlns:wp="http://schemas.openxmlformats.org/drawingml/2006/wordprocessingDrawing" xmlns:w10="urn:schemas-microsoft-com:office:word" xmlns:w="http://schemas.openxmlformats.org/wordprocessingml/2006/main" xmlns:w14="http://schemas.microsoft.com/office/word/2010/wordml" xmlns:w15="http://schemas.microsoft.com/office/word/2012/wordml" xmlns:w16cex="http://schemas.microsoft.com/office/word/2018/wordml/cex" xmlns:w16cid="http://schemas.microsoft.com/office/word/2016/wordml/cid" xmlns:w16="http://schemas.microsoft.com/office/word/2018/wordml" xmlns:w16sdtdh="http://schemas.microsoft.com/office/word/2020/wordml/sdtdatahash" xmlns:w16se="http://schemas.microsoft.com/office/word/2015/wordml/symex" xmlns:wpg="http://schemas.microsoft.com/office/word/2010/wordprocessingGroup" xmlns:wpi="http://schemas.microsoft.com/office/word/2010/wordprocessingInk" xmlns:wne="http://schemas.microsoft.com/office/word/2006/wordml" xmlns:wps="http://schemas.microsoft.com/office/word/2010/wordprocessingShape" mc:Ignorable="w14 w15 w16se w16cid w16 w16cex w16sdtdh wp14">
+<w:hdr xmlns:wpc="http://schemas.microsoft.com/office/word/2010/wordprocessingCanvas" xmlns:cx="http://schemas.microsoft.com/office/drawing/2014/chartex" xmlns:cx1="http://schemas.microsoft.com/office/drawing/2015/9/8/chartex" xmlns:cx2="http://schemas.microsoft.com/office/drawing/2015/10/21/chartex" xmlns:cx3="http://schemas.microsoft.com/office/drawing/2016/5/9/chartex" xmlns:cx4="http://schemas.microsoft.com/office/drawing/2016/5/10/chartex" xmlns:cx5="http://schemas.microsoft.com/office/drawing/2016/5/11/chartex" xmlns:cx6="http://schemas.microsoft.com/office/drawing/2016/5/12/chartex" xmlns:cx7="http://schemas.microsoft.com/office/drawing/2016/5/13/chartex" xmlns:cx8="http://schemas.microsoft.com/office/drawing/2016/5/14/chartex" xmlns:mc="http://schemas.openxmlformats.org/markup-compatibility/2006" xmlns:aink="http://schemas.microsoft.com/office/drawing/2016/ink" xmlns:am3d="http://schemas.microsoft.com/office/drawing/2017/model3d" xmlns:o="urn:schemas-microsoft-com:office:office" xmlns:oel="http://schemas.microsoft.com/office/2019/extlst" xmlns:r="http://schemas.openxmlformats.org/officeDocument/2006/relationships" xmlns:m="http://schemas.openxmlformats.org/officeDocument/2006/math" xmlns:v="urn:schemas-microsoft-com:vml" xmlns:wp14="http://schemas.microsoft.com/office/word/2010/wordprocessingDrawing" xmlns:wp="http://schemas.openxmlformats.org/drawingml/2006/wordprocessingDrawing" xmlns:w10="urn:schemas-microsoft-com:office:word" xmlns:w="http://schemas.openxmlformats.org/wordprocessingml/2006/main" xmlns:w14="http://schemas.microsoft.com/office/word/2010/wordml" xmlns:w15="http://schemas.microsoft.com/office/word/2012/wordml" xmlns:w16cex="http://schemas.microsoft.com/office/word/2018/wordml/cex" xmlns:w16cid="http://schemas.microsoft.com/office/word/2016/wordml/cid" xmlns:w16="http://schemas.microsoft.com/office/word/2018/wordml" xmlns:w16du="http://schemas.microsoft.com/office/word/2023/wordml/word16du" xmlns:w16sdtdh="http://schemas.microsoft.com/office/word/2020/wordml/sdtdatahash" xmlns:w16sdtfl="http://schemas.microsoft.com/office/word/2024/wordml/sdtformatlock" xmlns:w16se="http://schemas.microsoft.com/office/word/2015/wordml/symex" xmlns:wpg="http://schemas.microsoft.com/office/word/2010/wordprocessingGroup" xmlns:wpi="http://schemas.microsoft.com/office/word/2010/wordprocessingInk" xmlns:wne="http://schemas.microsoft.com/office/word/2006/wordml" xmlns:wps="http://schemas.microsoft.com/office/word/2010/wordprocessingShape" mc:Ignorable="w14 w15 w16se w16cid w16 w16cex w16sdtdh w16sdtfl w16du wp14">
   <w:p/>
 </w:hdr>
 </file>
 
 <file path=word/numbering.xml><?xml version="1.0" encoding="utf-8"?>
-<w:numbering xmlns:wpc="http://schemas.microsoft.com/office/word/2010/wordprocessingCanvas" xmlns:cx="http://schemas.microsoft.com/office/drawing/2014/chartex" xmlns:cx1="http://schemas.microsoft.com/office/drawing/2015/9/8/chartex" xmlns:cx2="http://schemas.microsoft.com/office/drawing/2015/10/21/chartex" xmlns:cx3="http://schemas.microsoft.com/office/drawing/2016/5/9/chartex" xmlns:cx4="http://schemas.microsoft.com/office/drawing/2016/5/10/chartex" xmlns:cx5="http://schemas.microsoft.com/office/drawing/2016/5/11/chartex" xmlns:cx6="http://schemas.microsoft.com/office/drawing/2016/5/12/chartex" xmlns:cx7="http://schemas.microsoft.com/office/drawing/2016/5/13/chartex" xmlns:cx8="http://schemas.microsoft.com/office/drawing/2016/5/14/chartex" xmlns:mc="http://schemas.openxmlformats.org/markup-compatibility/2006" xmlns:aink="http://schemas.microsoft.com/office/drawing/2016/ink" xmlns:am3d="http://schemas.microsoft.com/office/drawing/2017/model3d" xmlns:o="urn:schemas-microsoft-com:office:office" xmlns:r="http://schemas.openxmlformats.org/officeDocument/2006/relationships" xmlns:m="http://schemas.openxmlformats.org/officeDocument/2006/math" xmlns:v="urn:schemas-microsoft-com:vml" xmlns:wp14="http://schemas.microsoft.com/office/word/2010/wordprocessingDrawing" xmlns:wp="http://schemas.openxmlformats.org/drawingml/2006/wordprocessingDrawing" xmlns:w10="urn:schemas-microsoft-com:office:word" xmlns:w="http://schemas.openxmlformats.org/wordprocessingml/2006/main" xmlns:w14="http://schemas.microsoft.com/office/word/2010/wordml" xmlns:w15="http://schemas.microsoft.com/office/word/2012/wordml" xmlns:w16cex="http://schemas.microsoft.com/office/word/2018/wordml/cex" xmlns:w16cid="http://schemas.microsoft.com/office/word/2016/wordml/cid" xmlns:w16="http://schemas.microsoft.com/office/word/2018/wordml" xmlns:w16sdtdh="http://schemas.microsoft.com/office/word/2020/wordml/sdtdatahash" xmlns:w16se="http://schemas.microsoft.com/office/word/2015/wordml/symex" xmlns:wpg="http://schemas.microsoft.com/office/word/2010/wordprocessingGroup" xmlns:wpi="http://schemas.microsoft.com/office/word/2010/wordprocessingInk" xmlns:wne="http://schemas.microsoft.com/office/word/2006/wordml" xmlns:wps="http://schemas.microsoft.com/office/word/2010/wordprocessingShape" mc:Ignorable="w14 w15 w16se w16cid w16 w16cex w16sdtdh wp14">
+<w:numbering xmlns:wpc="http://schemas.microsoft.com/office/word/2010/wordprocessingCanvas" xmlns:cx="http://schemas.microsoft.com/office/drawing/2014/chartex" xmlns:cx1="http://schemas.microsoft.com/office/drawing/2015/9/8/chartex" xmlns:cx2="http://schemas.microsoft.com/office/drawing/2015/10/21/chartex" xmlns:cx3="http://schemas.microsoft.com/office/drawing/2016/5/9/chartex" xmlns:cx4="http://schemas.microsoft.com/office/drawing/2016/5/10/chartex" xmlns:cx5="http://schemas.microsoft.com/office/drawing/2016/5/11/chartex" xmlns:cx6="http://schemas.microsoft.com/office/drawing/2016/5/12/chartex" xmlns:cx7="http://schemas.microsoft.com/office/drawing/2016/5/13/chartex" xmlns:cx8="http://schemas.microsoft.com/office/drawing/2016/5/14/chartex" xmlns:mc="http://schemas.openxmlformats.org/markup-compatibility/2006" xmlns:aink="http://schemas.microsoft.com/office/drawing/2016/ink" xmlns:am3d="http://schemas.microsoft.com/office/drawing/2017/model3d" xmlns:o="urn:schemas-microsoft-com:office:office" xmlns:oel="http://schemas.microsoft.com/office/2019/extlst" xmlns:r="http://schemas.openxmlformats.org/officeDocument/2006/relationships" xmlns:m="http://schemas.openxmlformats.org/officeDocument/2006/math" xmlns:v="urn:schemas-microsoft-com:vml" xmlns:wp14="http://schemas.microsoft.com/office/word/2010/wordprocessingDrawing" xmlns:wp="http://schemas.openxmlformats.org/drawingml/2006/wordprocessingDrawing" xmlns:w10="urn:schemas-microsoft-com:office:word" xmlns:w="http://schemas.openxmlformats.org/wordprocessingml/2006/main" xmlns:w14="http://schemas.microsoft.com/office/word/2010/wordml" xmlns:w15="http://schemas.microsoft.com/office/word/2012/wordml" xmlns:w16cex="http://schemas.microsoft.com/office/word/2018/wordml/cex" xmlns:w16cid="http://schemas.microsoft.com/office/word/2016/wordml/cid" xmlns:w16="http://schemas.microsoft.com/office/word/2018/wordml" xmlns:w16du="http://schemas.microsoft.com/office/word/2023/wordml/word16du" xmlns:w16sdtdh="http://schemas.microsoft.com/office/word/2020/wordml/sdtdatahash" xmlns:w16sdtfl="http://schemas.microsoft.com/office/word/2024/wordml/sdtformatlock" xmlns:w16se="http://schemas.microsoft.com/office/word/2015/wordml/symex" xmlns:wpg="http://schemas.microsoft.com/office/word/2010/wordprocessingGroup" xmlns:wpi="http://schemas.microsoft.com/office/word/2010/wordprocessingInk" xmlns:wne="http://schemas.microsoft.com/office/word/2006/wordml" xmlns:wps="http://schemas.microsoft.com/office/word/2010/wordprocessingShape" mc:Ignorable="w14 w15 w16se w16cid w16 w16cex w16sdtdh w16sdtfl w16du wp14">
   <w:abstractNum w:abstractNumId="0" w15:restartNumberingAfterBreak="0">
     <w:nsid w:val="00000001"/>
     <w:multiLevelType w:val="multilevel"/>
@@ -2276,7 +2448,7 @@
     <w:lvl w:ilvl="0">
       <w:start w:val="1"/>
       <w:numFmt w:val="none"/>
-      <w:pStyle w:val="Heading1"/>
+      <w:pStyle w:val="Titolo1"/>
       <w:suff w:val="nothing"/>
       <w:lvlText w:val="%1"/>
       <w:lvlJc w:val="left"/>
@@ -2290,7 +2462,7 @@
     <w:lvl w:ilvl="1">
       <w:start w:val="1"/>
       <w:numFmt w:val="none"/>
-      <w:pStyle w:val="Heading2"/>
+      <w:pStyle w:val="Titolo2"/>
       <w:suff w:val="nothing"/>
       <w:lvlText w:val="%2"/>
       <w:lvlJc w:val="left"/>
@@ -2304,7 +2476,7 @@
     <w:lvl w:ilvl="2">
       <w:start w:val="1"/>
       <w:numFmt w:val="none"/>
-      <w:pStyle w:val="Heading3"/>
+      <w:pStyle w:val="Titolo3"/>
       <w:suff w:val="nothing"/>
       <w:lvlText w:val="%3"/>
       <w:lvlJc w:val="left"/>
@@ -2318,7 +2490,7 @@
     <w:lvl w:ilvl="3">
       <w:start w:val="1"/>
       <w:numFmt w:val="none"/>
-      <w:pStyle w:val="Heading4"/>
+      <w:pStyle w:val="Titolo4"/>
       <w:suff w:val="nothing"/>
       <w:lvlText w:val="%4"/>
       <w:lvlJc w:val="left"/>
@@ -2332,7 +2504,7 @@
     <w:lvl w:ilvl="4">
       <w:start w:val="1"/>
       <w:numFmt w:val="none"/>
-      <w:pStyle w:val="Heading5"/>
+      <w:pStyle w:val="Titolo5"/>
       <w:suff w:val="nothing"/>
       <w:lvlText w:val="%5"/>
       <w:lvlJc w:val="left"/>
@@ -2346,7 +2518,7 @@
     <w:lvl w:ilvl="5">
       <w:start w:val="1"/>
       <w:numFmt w:val="none"/>
-      <w:pStyle w:val="Heading6"/>
+      <w:pStyle w:val="Titolo6"/>
       <w:suff w:val="nothing"/>
       <w:lvlText w:val="%6"/>
       <w:lvlJc w:val="left"/>
@@ -2360,7 +2532,7 @@
     <w:lvl w:ilvl="6">
       <w:start w:val="1"/>
       <w:numFmt w:val="none"/>
-      <w:pStyle w:val="Heading7"/>
+      <w:pStyle w:val="Titolo7"/>
       <w:suff w:val="nothing"/>
       <w:lvlText w:val="%7"/>
       <w:lvlJc w:val="left"/>
@@ -2374,7 +2546,7 @@
     <w:lvl w:ilvl="7">
       <w:start w:val="1"/>
       <w:numFmt w:val="none"/>
-      <w:pStyle w:val="Heading8"/>
+      <w:pStyle w:val="Titolo8"/>
       <w:suff w:val="nothing"/>
       <w:lvlText w:val="%8"/>
       <w:lvlJc w:val="left"/>
@@ -2388,7 +2560,7 @@
     <w:lvl w:ilvl="8">
       <w:start w:val="1"/>
       <w:numFmt w:val="none"/>
-      <w:pStyle w:val="Heading9"/>
+      <w:pStyle w:val="Titolo9"/>
       <w:suff w:val="nothing"/>
       <w:lvlText w:val="%9"/>
       <w:lvlJc w:val="left"/>
@@ -2605,44 +2777,44 @@
       </w:rPr>
     </w:lvl>
   </w:abstractNum>
-  <w:num w:numId="1">
+  <w:num w:numId="1" w16cid:durableId="943728363">
     <w:abstractNumId w:val="0"/>
   </w:num>
-  <w:num w:numId="2">
+  <w:num w:numId="2" w16cid:durableId="330067435">
     <w:abstractNumId w:val="1"/>
   </w:num>
-  <w:num w:numId="3">
+  <w:num w:numId="3" w16cid:durableId="721513935">
     <w:abstractNumId w:val="2"/>
   </w:num>
-  <w:num w:numId="4">
+  <w:num w:numId="4" w16cid:durableId="362511591">
     <w:abstractNumId w:val="3"/>
   </w:num>
-  <w:num w:numId="5">
+  <w:num w:numId="5" w16cid:durableId="1256327548">
     <w:abstractNumId w:val="4"/>
   </w:num>
-  <w:num w:numId="6">
+  <w:num w:numId="6" w16cid:durableId="1491602504">
     <w:abstractNumId w:val="5"/>
   </w:num>
-  <w:num w:numId="7">
+  <w:num w:numId="7" w16cid:durableId="456873707">
     <w:abstractNumId w:val="6"/>
   </w:num>
-  <w:num w:numId="8">
+  <w:num w:numId="8" w16cid:durableId="85077825">
     <w:abstractNumId w:val="7"/>
   </w:num>
-  <w:num w:numId="9">
+  <w:num w:numId="9" w16cid:durableId="1864200399">
     <w:abstractNumId w:val="8"/>
   </w:num>
-  <w:num w:numId="10">
+  <w:num w:numId="10" w16cid:durableId="118111340">
     <w:abstractNumId w:val="9"/>
   </w:num>
-  <w:num w:numId="11">
+  <w:num w:numId="11" w16cid:durableId="202984397">
     <w:abstractNumId w:val="10"/>
   </w:num>
 </w:numbering>
 </file>
 
 <file path=word/styles.xml><?xml version="1.0" encoding="utf-8"?>
-<w:styles xmlns:mc="http://schemas.openxmlformats.org/markup-compatibility/2006" xmlns:r="http://schemas.openxmlformats.org/officeDocument/2006/relationships" xmlns:w="http://schemas.openxmlformats.org/wordprocessingml/2006/main" xmlns:w14="http://schemas.microsoft.com/office/word/2010/wordml" xmlns:w15="http://schemas.microsoft.com/office/word/2012/wordml" xmlns:w16cex="http://schemas.microsoft.com/office/word/2018/wordml/cex" xmlns:w16cid="http://schemas.microsoft.com/office/word/2016/wordml/cid" xmlns:w16="http://schemas.microsoft.com/office/word/2018/wordml" xmlns:w16sdtdh="http://schemas.microsoft.com/office/word/2020/wordml/sdtdatahash" xmlns:w16se="http://schemas.microsoft.com/office/word/2015/wordml/symex" mc:Ignorable="w14 w15 w16se w16cid w16 w16cex w16sdtdh">
+<w:styles xmlns:mc="http://schemas.openxmlformats.org/markup-compatibility/2006" xmlns:r="http://schemas.openxmlformats.org/officeDocument/2006/relationships" xmlns:w="http://schemas.openxmlformats.org/wordprocessingml/2006/main" xmlns:w14="http://schemas.microsoft.com/office/word/2010/wordml" xmlns:w15="http://schemas.microsoft.com/office/word/2012/wordml" xmlns:w16cex="http://schemas.microsoft.com/office/word/2018/wordml/cex" xmlns:w16cid="http://schemas.microsoft.com/office/word/2016/wordml/cid" xmlns:w16="http://schemas.microsoft.com/office/word/2018/wordml" xmlns:w16du="http://schemas.microsoft.com/office/word/2023/wordml/word16du" xmlns:w16sdtdh="http://schemas.microsoft.com/office/word/2020/wordml/sdtdatahash" xmlns:w16sdtfl="http://schemas.microsoft.com/office/word/2024/wordml/sdtformatlock" xmlns:w16se="http://schemas.microsoft.com/office/word/2015/wordml/symex" mc:Ignorable="w14 w15 w16se w16cid w16 w16cex w16sdtdh w16sdtfl w16du">
   <w:docDefaults>
     <w:rPrDefault>
       <w:rPr>
@@ -3030,7 +3202,7 @@
     <w:lsdException w:name="Unresolved Mention" w:semiHidden="1" w:unhideWhenUsed="1"/>
     <w:lsdException w:name="Smart Link" w:semiHidden="1" w:unhideWhenUsed="1"/>
   </w:latentStyles>
-  <w:style w:type="paragraph" w:default="1" w:styleId="Normal">
+  <w:style w:type="paragraph" w:default="1" w:styleId="Normale">
     <w:name w:val="Normal"/>
     <w:qFormat/>
     <w:pPr>
@@ -3042,10 +3214,10 @@
       <w:lang w:val="it-IT" w:eastAsia="zh-CN"/>
     </w:rPr>
   </w:style>
-  <w:style w:type="paragraph" w:styleId="Heading1">
+  <w:style w:type="paragraph" w:styleId="Titolo1">
     <w:name w:val="heading 1"/>
-    <w:basedOn w:val="Normal"/>
-    <w:next w:val="Normal"/>
+    <w:basedOn w:val="Normale"/>
+    <w:next w:val="Normale"/>
     <w:qFormat/>
     <w:pPr>
       <w:keepNext/>
@@ -3060,10 +3232,10 @@
       <w:sz w:val="32"/>
     </w:rPr>
   </w:style>
-  <w:style w:type="paragraph" w:styleId="Heading2">
+  <w:style w:type="paragraph" w:styleId="Titolo2">
     <w:name w:val="heading 2"/>
-    <w:basedOn w:val="Normal"/>
-    <w:next w:val="Normal"/>
+    <w:basedOn w:val="Normale"/>
+    <w:next w:val="Normale"/>
     <w:qFormat/>
     <w:pPr>
       <w:keepNext/>
@@ -3079,10 +3251,10 @@
       <w:bCs/>
     </w:rPr>
   </w:style>
-  <w:style w:type="paragraph" w:styleId="Heading3">
+  <w:style w:type="paragraph" w:styleId="Titolo3">
     <w:name w:val="heading 3"/>
-    <w:basedOn w:val="Normal"/>
-    <w:next w:val="Normal"/>
+    <w:basedOn w:val="Normale"/>
+    <w:next w:val="Normale"/>
     <w:qFormat/>
     <w:pPr>
       <w:keepNext/>
@@ -3101,10 +3273,10 @@
       <w:szCs w:val="26"/>
     </w:rPr>
   </w:style>
-  <w:style w:type="paragraph" w:styleId="Heading4">
+  <w:style w:type="paragraph" w:styleId="Titolo4">
     <w:name w:val="heading 4"/>
-    <w:basedOn w:val="Normal"/>
-    <w:next w:val="Normal"/>
+    <w:basedOn w:val="Normale"/>
+    <w:next w:val="Normale"/>
     <w:qFormat/>
     <w:pPr>
       <w:keepNext/>
@@ -3122,10 +3294,10 @@
       <w:szCs w:val="28"/>
     </w:rPr>
   </w:style>
-  <w:style w:type="paragraph" w:styleId="Heading5">
+  <w:style w:type="paragraph" w:styleId="Titolo5">
     <w:name w:val="heading 5"/>
-    <w:basedOn w:val="Normal"/>
-    <w:next w:val="Normal"/>
+    <w:basedOn w:val="Normale"/>
+    <w:next w:val="Normale"/>
     <w:qFormat/>
     <w:pPr>
       <w:numPr>
@@ -3144,10 +3316,10 @@
       <w:szCs w:val="26"/>
     </w:rPr>
   </w:style>
-  <w:style w:type="paragraph" w:styleId="Heading6">
+  <w:style w:type="paragraph" w:styleId="Titolo6">
     <w:name w:val="heading 6"/>
-    <w:basedOn w:val="Normal"/>
-    <w:next w:val="Normal"/>
+    <w:basedOn w:val="Normale"/>
+    <w:next w:val="Normale"/>
     <w:qFormat/>
     <w:pPr>
       <w:numPr>
@@ -3164,10 +3336,10 @@
       <w:szCs w:val="22"/>
     </w:rPr>
   </w:style>
-  <w:style w:type="paragraph" w:styleId="Heading7">
+  <w:style w:type="paragraph" w:styleId="Titolo7">
     <w:name w:val="heading 7"/>
-    <w:basedOn w:val="Normal"/>
-    <w:next w:val="Normal"/>
+    <w:basedOn w:val="Normale"/>
+    <w:next w:val="Normale"/>
     <w:qFormat/>
     <w:pPr>
       <w:numPr>
@@ -3178,10 +3350,10 @@
       <w:outlineLvl w:val="6"/>
     </w:pPr>
   </w:style>
-  <w:style w:type="paragraph" w:styleId="Heading8">
+  <w:style w:type="paragraph" w:styleId="Titolo8">
     <w:name w:val="heading 8"/>
-    <w:basedOn w:val="Normal"/>
-    <w:next w:val="Normal"/>
+    <w:basedOn w:val="Normale"/>
+    <w:next w:val="Normale"/>
     <w:qFormat/>
     <w:pPr>
       <w:numPr>
@@ -3196,10 +3368,10 @@
       <w:iCs/>
     </w:rPr>
   </w:style>
-  <w:style w:type="paragraph" w:styleId="Heading9">
+  <w:style w:type="paragraph" w:styleId="Titolo9">
     <w:name w:val="heading 9"/>
-    <w:basedOn w:val="Normal"/>
-    <w:next w:val="Normal"/>
+    <w:basedOn w:val="Normale"/>
+    <w:next w:val="Normale"/>
     <w:qFormat/>
     <w:pPr>
       <w:numPr>
@@ -3215,12 +3387,13 @@
       <w:szCs w:val="22"/>
     </w:rPr>
   </w:style>
-  <w:style w:type="character" w:default="1" w:styleId="DefaultParagraphFont">
+  <w:style w:type="character" w:default="1" w:styleId="Carpredefinitoparagrafo">
     <w:name w:val="Default Paragraph Font"/>
     <w:uiPriority w:val="1"/>
+    <w:semiHidden/>
     <w:unhideWhenUsed/>
   </w:style>
-  <w:style w:type="table" w:default="1" w:styleId="TableNormal">
+  <w:style w:type="table" w:default="1" w:styleId="Tabellanormale">
     <w:name w:val="Normal Table"/>
     <w:uiPriority w:val="99"/>
     <w:semiHidden/>
@@ -3235,7 +3408,7 @@
       </w:tblCellMar>
     </w:tblPr>
   </w:style>
-  <w:style w:type="numbering" w:default="1" w:styleId="NoList">
+  <w:style w:type="numbering" w:default="1" w:styleId="Nessunelenco">
     <w:name w:val="No List"/>
     <w:uiPriority w:val="99"/>
     <w:semiHidden/>
@@ -3503,7 +3676,7 @@
   <w:style w:type="character" w:customStyle="1" w:styleId="Carpredefinitoparagrafo1">
     <w:name w:val="Car. predefinito paragrafo1"/>
   </w:style>
-  <w:style w:type="character" w:styleId="Hyperlink">
+  <w:style w:type="character" w:styleId="Collegamentoipertestuale">
     <w:name w:val="Hyperlink"/>
     <w:rPr>
       <w:color w:val="0000FF"/>
@@ -3550,10 +3723,10 @@
       <w:szCs w:val="18"/>
     </w:rPr>
   </w:style>
-  <w:style w:type="paragraph" w:customStyle="1" w:styleId="Titolo2">
+  <w:style w:type="paragraph" w:customStyle="1" w:styleId="Titolo20">
     <w:name w:val="Titolo2"/>
-    <w:basedOn w:val="Normal"/>
-    <w:next w:val="BodyText"/>
+    <w:basedOn w:val="Normale"/>
+    <w:next w:val="Corpotesto"/>
     <w:pPr>
       <w:keepNext/>
       <w:spacing w:before="240" w:after="120"/>
@@ -3564,23 +3737,23 @@
       <w:szCs w:val="28"/>
     </w:rPr>
   </w:style>
-  <w:style w:type="paragraph" w:styleId="BodyText">
+  <w:style w:type="paragraph" w:styleId="Corpotesto">
     <w:name w:val="Body Text"/>
-    <w:basedOn w:val="Normal"/>
+    <w:basedOn w:val="Normale"/>
     <w:pPr>
       <w:jc w:val="both"/>
     </w:pPr>
   </w:style>
-  <w:style w:type="paragraph" w:styleId="List">
+  <w:style w:type="paragraph" w:styleId="Elenco">
     <w:name w:val="List"/>
-    <w:basedOn w:val="Normal"/>
+    <w:basedOn w:val="Normale"/>
     <w:pPr>
       <w:ind w:left="283" w:hanging="283"/>
     </w:pPr>
   </w:style>
-  <w:style w:type="paragraph" w:styleId="Caption">
+  <w:style w:type="paragraph" w:styleId="Didascalia">
     <w:name w:val="caption"/>
-    <w:basedOn w:val="Normal"/>
+    <w:basedOn w:val="Normale"/>
     <w:qFormat/>
     <w:pPr>
       <w:suppressLineNumbers/>
@@ -3594,7 +3767,7 @@
   </w:style>
   <w:style w:type="paragraph" w:customStyle="1" w:styleId="Indice">
     <w:name w:val="Indice"/>
-    <w:basedOn w:val="Normal"/>
+    <w:basedOn w:val="Normale"/>
     <w:pPr>
       <w:suppressLineNumbers/>
     </w:pPr>
@@ -3604,7 +3777,7 @@
   </w:style>
   <w:style w:type="paragraph" w:customStyle="1" w:styleId="caption1">
     <w:name w:val="caption1"/>
-    <w:basedOn w:val="Normal"/>
+    <w:basedOn w:val="Normale"/>
     <w:pPr>
       <w:suppressLineNumbers/>
       <w:spacing w:before="120" w:after="120"/>
@@ -3617,8 +3790,8 @@
   </w:style>
   <w:style w:type="paragraph" w:customStyle="1" w:styleId="caption11">
     <w:name w:val="caption11"/>
-    <w:basedOn w:val="Normal"/>
-    <w:next w:val="Normal"/>
+    <w:basedOn w:val="Normale"/>
+    <w:next w:val="Normale"/>
     <w:pPr>
       <w:spacing w:before="120" w:after="120"/>
     </w:pPr>
@@ -3629,10 +3802,10 @@
       <w:szCs w:val="20"/>
     </w:rPr>
   </w:style>
-  <w:style w:type="paragraph" w:customStyle="1" w:styleId="Titolo1">
+  <w:style w:type="paragraph" w:customStyle="1" w:styleId="Titolo10">
     <w:name w:val="Titolo1"/>
-    <w:basedOn w:val="Normal"/>
-    <w:next w:val="BodyText"/>
+    <w:basedOn w:val="Normale"/>
+    <w:next w:val="Corpotesto"/>
     <w:pPr>
       <w:spacing w:before="240" w:after="60"/>
       <w:jc w:val="center"/>
@@ -3649,7 +3822,7 @@
   </w:style>
   <w:style w:type="paragraph" w:customStyle="1" w:styleId="Intestazioneepidipagina">
     <w:name w:val="Intestazione e piè di pagina"/>
-    <w:basedOn w:val="Normal"/>
+    <w:basedOn w:val="Normale"/>
     <w:pPr>
       <w:suppressLineNumbers/>
       <w:tabs>
@@ -3658,9 +3831,9 @@
       </w:tabs>
     </w:pPr>
   </w:style>
-  <w:style w:type="paragraph" w:styleId="Header">
+  <w:style w:type="paragraph" w:styleId="Intestazione">
     <w:name w:val="header"/>
-    <w:basedOn w:val="Normal"/>
+    <w:basedOn w:val="Normale"/>
     <w:pPr>
       <w:tabs>
         <w:tab w:val="center" w:pos="4819"/>
@@ -3668,9 +3841,9 @@
       </w:tabs>
     </w:pPr>
   </w:style>
-  <w:style w:type="paragraph" w:styleId="Footer">
+  <w:style w:type="paragraph" w:styleId="Pidipagina">
     <w:name w:val="footer"/>
-    <w:basedOn w:val="Normal"/>
+    <w:basedOn w:val="Normale"/>
     <w:pPr>
       <w:tabs>
         <w:tab w:val="center" w:pos="4819"/>
@@ -3678,9 +3851,9 @@
       </w:tabs>
     </w:pPr>
   </w:style>
-  <w:style w:type="paragraph" w:styleId="BodyTextIndent">
+  <w:style w:type="paragraph" w:styleId="Rientrocorpodeltesto">
     <w:name w:val="Body Text Indent"/>
-    <w:basedOn w:val="Normal"/>
+    <w:basedOn w:val="Normale"/>
     <w:pPr>
       <w:spacing w:line="360" w:lineRule="auto"/>
       <w:ind w:left="360"/>
@@ -3689,14 +3862,14 @@
   </w:style>
   <w:style w:type="paragraph" w:customStyle="1" w:styleId="Corpodeltesto21">
     <w:name w:val="Corpo del testo 21"/>
-    <w:basedOn w:val="Normal"/>
+    <w:basedOn w:val="Normale"/>
     <w:pPr>
       <w:spacing w:after="120" w:line="480" w:lineRule="auto"/>
     </w:pPr>
   </w:style>
   <w:style w:type="paragraph" w:customStyle="1" w:styleId="Corpodeltesto31">
     <w:name w:val="Corpo del testo 31"/>
-    <w:basedOn w:val="Normal"/>
+    <w:basedOn w:val="Normale"/>
     <w:pPr>
       <w:spacing w:after="120"/>
     </w:pPr>
@@ -3707,40 +3880,40 @@
   </w:style>
   <w:style w:type="paragraph" w:customStyle="1" w:styleId="Data1">
     <w:name w:val="Data1"/>
-    <w:basedOn w:val="Normal"/>
-    <w:next w:val="Normal"/>
+    <w:basedOn w:val="Normale"/>
+    <w:next w:val="Normale"/>
   </w:style>
   <w:style w:type="paragraph" w:customStyle="1" w:styleId="Puntoelenco22">
     <w:name w:val="Punto elenco 22"/>
-    <w:basedOn w:val="Normal"/>
+    <w:basedOn w:val="Normale"/>
     <w:pPr>
       <w:ind w:left="566" w:hanging="283"/>
     </w:pPr>
   </w:style>
   <w:style w:type="paragraph" w:customStyle="1" w:styleId="Puntoelenco32">
     <w:name w:val="Punto elenco 32"/>
-    <w:basedOn w:val="Normal"/>
+    <w:basedOn w:val="Normale"/>
     <w:pPr>
       <w:ind w:left="849" w:hanging="283"/>
     </w:pPr>
   </w:style>
   <w:style w:type="paragraph" w:customStyle="1" w:styleId="Puntoelenco42">
     <w:name w:val="Punto elenco 42"/>
-    <w:basedOn w:val="Normal"/>
+    <w:basedOn w:val="Normale"/>
     <w:pPr>
       <w:ind w:left="1132" w:hanging="283"/>
     </w:pPr>
   </w:style>
   <w:style w:type="paragraph" w:customStyle="1" w:styleId="Puntoelenco52">
     <w:name w:val="Punto elenco 52"/>
-    <w:basedOn w:val="Normal"/>
+    <w:basedOn w:val="Normale"/>
     <w:pPr>
       <w:ind w:left="1415" w:hanging="283"/>
     </w:pPr>
   </w:style>
   <w:style w:type="paragraph" w:customStyle="1" w:styleId="Elencocontinua1">
     <w:name w:val="Elenco continua1"/>
-    <w:basedOn w:val="Normal"/>
+    <w:basedOn w:val="Normale"/>
     <w:pPr>
       <w:spacing w:after="120"/>
       <w:ind w:left="283"/>
@@ -3748,7 +3921,7 @@
   </w:style>
   <w:style w:type="paragraph" w:customStyle="1" w:styleId="Elencocontinua21">
     <w:name w:val="Elenco continua 21"/>
-    <w:basedOn w:val="Normal"/>
+    <w:basedOn w:val="Normale"/>
     <w:pPr>
       <w:spacing w:after="120"/>
       <w:ind w:left="566"/>
@@ -3756,7 +3929,7 @@
   </w:style>
   <w:style w:type="paragraph" w:customStyle="1" w:styleId="Elencocontinua31">
     <w:name w:val="Elenco continua 31"/>
-    <w:basedOn w:val="Normal"/>
+    <w:basedOn w:val="Normale"/>
     <w:pPr>
       <w:spacing w:after="120"/>
       <w:ind w:left="849"/>
@@ -3764,7 +3937,7 @@
   </w:style>
   <w:style w:type="paragraph" w:customStyle="1" w:styleId="Elencocontinua41">
     <w:name w:val="Elenco continua 41"/>
-    <w:basedOn w:val="Normal"/>
+    <w:basedOn w:val="Normale"/>
     <w:pPr>
       <w:spacing w:after="120"/>
       <w:ind w:left="1132"/>
@@ -3772,126 +3945,126 @@
   </w:style>
   <w:style w:type="paragraph" w:customStyle="1" w:styleId="Elencocontinua51">
     <w:name w:val="Elenco continua 51"/>
-    <w:basedOn w:val="Normal"/>
+    <w:basedOn w:val="Normale"/>
     <w:pPr>
       <w:spacing w:after="120"/>
       <w:ind w:left="1415"/>
     </w:pPr>
   </w:style>
-  <w:style w:type="paragraph" w:styleId="Signature">
+  <w:style w:type="paragraph" w:styleId="Firma">
     <w:name w:val="Signature"/>
-    <w:basedOn w:val="Normal"/>
+    <w:basedOn w:val="Normale"/>
     <w:pPr>
       <w:ind w:left="4252"/>
     </w:pPr>
   </w:style>
-  <w:style w:type="paragraph" w:styleId="E-mailSignature">
+  <w:style w:type="paragraph" w:styleId="Firmadipostaelettronica">
     <w:name w:val="E-mail Signature"/>
-    <w:basedOn w:val="Normal"/>
+    <w:basedOn w:val="Normale"/>
   </w:style>
   <w:style w:type="paragraph" w:customStyle="1" w:styleId="Formuladiapertura1">
     <w:name w:val="Formula di apertura1"/>
-    <w:basedOn w:val="Normal"/>
-    <w:next w:val="Normal"/>
+    <w:basedOn w:val="Normale"/>
+    <w:next w:val="Normale"/>
   </w:style>
   <w:style w:type="paragraph" w:customStyle="1" w:styleId="Formuladiapertura2">
     <w:name w:val="Formula di apertura2"/>
-    <w:basedOn w:val="Normal"/>
+    <w:basedOn w:val="Normale"/>
     <w:pPr>
       <w:ind w:left="4252"/>
     </w:pPr>
   </w:style>
-  <w:style w:type="paragraph" w:styleId="Index1">
+  <w:style w:type="paragraph" w:styleId="Indice1">
     <w:name w:val="index 1"/>
-    <w:basedOn w:val="Normal"/>
-    <w:next w:val="Normal"/>
+    <w:basedOn w:val="Normale"/>
+    <w:next w:val="Normale"/>
     <w:pPr>
       <w:ind w:left="240" w:hanging="240"/>
     </w:pPr>
   </w:style>
-  <w:style w:type="paragraph" w:styleId="Index2">
+  <w:style w:type="paragraph" w:styleId="Indice2">
     <w:name w:val="index 2"/>
-    <w:basedOn w:val="Normal"/>
-    <w:next w:val="Normal"/>
+    <w:basedOn w:val="Normale"/>
+    <w:next w:val="Normale"/>
     <w:pPr>
       <w:ind w:left="480" w:hanging="240"/>
     </w:pPr>
   </w:style>
-  <w:style w:type="paragraph" w:styleId="Index3">
+  <w:style w:type="paragraph" w:styleId="Indice3">
     <w:name w:val="index 3"/>
-    <w:basedOn w:val="Normal"/>
-    <w:next w:val="Normal"/>
+    <w:basedOn w:val="Normale"/>
+    <w:next w:val="Normale"/>
     <w:pPr>
       <w:ind w:left="720" w:hanging="240"/>
     </w:pPr>
   </w:style>
-  <w:style w:type="paragraph" w:styleId="TOC4">
+  <w:style w:type="paragraph" w:styleId="Sommario4">
     <w:name w:val="toc 4"/>
-    <w:basedOn w:val="Normal"/>
-    <w:next w:val="Normal"/>
+    <w:basedOn w:val="Normale"/>
+    <w:next w:val="Normale"/>
     <w:pPr>
       <w:ind w:left="960" w:hanging="240"/>
     </w:pPr>
   </w:style>
-  <w:style w:type="paragraph" w:styleId="TOC5">
+  <w:style w:type="paragraph" w:styleId="Sommario5">
     <w:name w:val="toc 5"/>
-    <w:basedOn w:val="Normal"/>
-    <w:next w:val="Normal"/>
+    <w:basedOn w:val="Normale"/>
+    <w:next w:val="Normale"/>
     <w:pPr>
       <w:ind w:left="1200" w:hanging="240"/>
     </w:pPr>
   </w:style>
-  <w:style w:type="paragraph" w:styleId="TOC6">
+  <w:style w:type="paragraph" w:styleId="Sommario6">
     <w:name w:val="toc 6"/>
-    <w:basedOn w:val="Normal"/>
-    <w:next w:val="Normal"/>
+    <w:basedOn w:val="Normale"/>
+    <w:next w:val="Normale"/>
     <w:pPr>
       <w:ind w:left="1440" w:hanging="240"/>
     </w:pPr>
   </w:style>
-  <w:style w:type="paragraph" w:styleId="TOC7">
+  <w:style w:type="paragraph" w:styleId="Sommario7">
     <w:name w:val="toc 7"/>
-    <w:basedOn w:val="Normal"/>
-    <w:next w:val="Normal"/>
+    <w:basedOn w:val="Normale"/>
+    <w:next w:val="Normale"/>
     <w:pPr>
       <w:ind w:left="1680" w:hanging="240"/>
     </w:pPr>
   </w:style>
-  <w:style w:type="paragraph" w:styleId="TOC8">
+  <w:style w:type="paragraph" w:styleId="Sommario8">
     <w:name w:val="toc 8"/>
-    <w:basedOn w:val="Normal"/>
-    <w:next w:val="Normal"/>
+    <w:basedOn w:val="Normale"/>
+    <w:next w:val="Normale"/>
     <w:pPr>
       <w:ind w:left="1920" w:hanging="240"/>
     </w:pPr>
   </w:style>
-  <w:style w:type="paragraph" w:styleId="TOC9">
+  <w:style w:type="paragraph" w:styleId="Sommario9">
     <w:name w:val="toc 9"/>
-    <w:basedOn w:val="Normal"/>
-    <w:next w:val="Normal"/>
+    <w:basedOn w:val="Normale"/>
+    <w:next w:val="Normale"/>
     <w:pPr>
       <w:ind w:left="2160" w:hanging="240"/>
     </w:pPr>
   </w:style>
   <w:style w:type="paragraph" w:customStyle="1" w:styleId="Indicedellefigure1">
     <w:name w:val="Indice delle figure1"/>
-    <w:basedOn w:val="Normal"/>
-    <w:next w:val="Normal"/>
+    <w:basedOn w:val="Normale"/>
+    <w:next w:val="Normale"/>
     <w:pPr>
       <w:ind w:left="480" w:hanging="480"/>
     </w:pPr>
   </w:style>
   <w:style w:type="paragraph" w:customStyle="1" w:styleId="Indicefonti1">
     <w:name w:val="Indice fonti1"/>
-    <w:basedOn w:val="Normal"/>
-    <w:next w:val="Normal"/>
+    <w:basedOn w:val="Normale"/>
+    <w:next w:val="Normale"/>
     <w:pPr>
       <w:ind w:left="240" w:hanging="240"/>
     </w:pPr>
   </w:style>
-  <w:style w:type="paragraph" w:styleId="EnvelopeAddress">
+  <w:style w:type="paragraph" w:styleId="Indirizzodestinatario">
     <w:name w:val="envelope address"/>
-    <w:basedOn w:val="Normal"/>
+    <w:basedOn w:val="Normale"/>
     <w:pPr>
       <w:ind w:left="2880"/>
     </w:pPr>
@@ -3899,17 +4072,17 @@
       <w:rFonts w:ascii="Arial" w:hAnsi="Arial" w:cs="Arial"/>
     </w:rPr>
   </w:style>
-  <w:style w:type="paragraph" w:styleId="HTMLAddress">
+  <w:style w:type="paragraph" w:styleId="IndirizzoHTML">
     <w:name w:val="HTML Address"/>
-    <w:basedOn w:val="Normal"/>
+    <w:basedOn w:val="Normale"/>
     <w:rPr>
       <w:i/>
       <w:iCs/>
     </w:rPr>
   </w:style>
-  <w:style w:type="paragraph" w:styleId="EnvelopeReturn">
+  <w:style w:type="paragraph" w:styleId="Indirizzomittente">
     <w:name w:val="envelope return"/>
-    <w:basedOn w:val="Normal"/>
+    <w:basedOn w:val="Normale"/>
     <w:rPr>
       <w:rFonts w:ascii="Arial" w:hAnsi="Arial" w:cs="Arial"/>
       <w:sz w:val="20"/>
@@ -3918,7 +4091,7 @@
   </w:style>
   <w:style w:type="paragraph" w:customStyle="1" w:styleId="Intestazionemessaggio1">
     <w:name w:val="Intestazione messaggio1"/>
-    <w:basedOn w:val="Normal"/>
+    <w:basedOn w:val="Normale"/>
     <w:pPr>
       <w:pBdr>
         <w:top w:val="single" w:sz="6" w:space="1" w:color="000000"/>
@@ -3935,12 +4108,12 @@
   </w:style>
   <w:style w:type="paragraph" w:customStyle="1" w:styleId="Intestazionenota1">
     <w:name w:val="Intestazione nota1"/>
-    <w:basedOn w:val="Normal"/>
-    <w:next w:val="Normal"/>
+    <w:basedOn w:val="Normale"/>
+    <w:next w:val="Normale"/>
   </w:style>
   <w:style w:type="paragraph" w:customStyle="1" w:styleId="Mappadocumento1">
     <w:name w:val="Mappa documento1"/>
-    <w:basedOn w:val="Normal"/>
+    <w:basedOn w:val="Normale"/>
     <w:pPr>
       <w:shd w:val="clear" w:color="auto" w:fill="000080"/>
     </w:pPr>
@@ -3948,13 +4121,13 @@
       <w:rFonts w:ascii="Tahoma" w:hAnsi="Tahoma" w:cs="Tahoma"/>
     </w:rPr>
   </w:style>
-  <w:style w:type="paragraph" w:styleId="NormalWeb">
+  <w:style w:type="paragraph" w:styleId="NormaleWeb">
     <w:name w:val="Normal (Web)"/>
-    <w:basedOn w:val="Normal"/>
+    <w:basedOn w:val="Normale"/>
   </w:style>
   <w:style w:type="paragraph" w:customStyle="1" w:styleId="Numeroelenco1">
     <w:name w:val="Numero elenco1"/>
-    <w:basedOn w:val="Normal"/>
+    <w:basedOn w:val="Normale"/>
     <w:pPr>
       <w:numPr>
         <w:numId w:val="10"/>
@@ -3963,7 +4136,7 @@
   </w:style>
   <w:style w:type="paragraph" w:customStyle="1" w:styleId="Numeroelenco21">
     <w:name w:val="Numero elenco 21"/>
-    <w:basedOn w:val="Normal"/>
+    <w:basedOn w:val="Normale"/>
     <w:pPr>
       <w:numPr>
         <w:numId w:val="5"/>
@@ -3972,7 +4145,7 @@
   </w:style>
   <w:style w:type="paragraph" w:customStyle="1" w:styleId="Numeroelenco31">
     <w:name w:val="Numero elenco 31"/>
-    <w:basedOn w:val="Normal"/>
+    <w:basedOn w:val="Normale"/>
     <w:pPr>
       <w:numPr>
         <w:numId w:val="4"/>
@@ -3981,7 +4154,7 @@
   </w:style>
   <w:style w:type="paragraph" w:customStyle="1" w:styleId="Numeroelenco41">
     <w:name w:val="Numero elenco 41"/>
-    <w:basedOn w:val="Normal"/>
+    <w:basedOn w:val="Normale"/>
     <w:pPr>
       <w:numPr>
         <w:numId w:val="3"/>
@@ -3990,16 +4163,16 @@
   </w:style>
   <w:style w:type="paragraph" w:customStyle="1" w:styleId="Numeroelenco51">
     <w:name w:val="Numero elenco 51"/>
-    <w:basedOn w:val="Normal"/>
+    <w:basedOn w:val="Normale"/>
     <w:pPr>
       <w:numPr>
         <w:numId w:val="2"/>
       </w:numPr>
     </w:pPr>
   </w:style>
-  <w:style w:type="paragraph" w:styleId="HTMLPreformatted">
+  <w:style w:type="paragraph" w:styleId="PreformattatoHTML">
     <w:name w:val="HTML Preformatted"/>
-    <w:basedOn w:val="Normal"/>
+    <w:basedOn w:val="Normale"/>
     <w:rPr>
       <w:rFonts w:ascii="Courier New" w:hAnsi="Courier New" w:cs="Courier New"/>
       <w:sz w:val="20"/>
@@ -4008,7 +4181,7 @@
   </w:style>
   <w:style w:type="paragraph" w:customStyle="1" w:styleId="Primorientrocorpodeltesto1">
     <w:name w:val="Primo rientro corpo del testo1"/>
-    <w:basedOn w:val="BodyText"/>
+    <w:basedOn w:val="Corpotesto"/>
     <w:pPr>
       <w:spacing w:after="120"/>
       <w:ind w:firstLine="210"/>
@@ -4017,7 +4190,7 @@
   </w:style>
   <w:style w:type="paragraph" w:customStyle="1" w:styleId="Primorientrocorpodeltesto21">
     <w:name w:val="Primo rientro corpo del testo 21"/>
-    <w:basedOn w:val="BodyTextIndent"/>
+    <w:basedOn w:val="Rientrocorpodeltesto"/>
     <w:pPr>
       <w:spacing w:after="120" w:line="240" w:lineRule="auto"/>
       <w:ind w:left="283" w:firstLine="210"/>
@@ -4026,7 +4199,7 @@
   </w:style>
   <w:style w:type="paragraph" w:customStyle="1" w:styleId="Puntoelenco1">
     <w:name w:val="Punto elenco1"/>
-    <w:basedOn w:val="Normal"/>
+    <w:basedOn w:val="Normale"/>
     <w:pPr>
       <w:numPr>
         <w:numId w:val="11"/>
@@ -4035,7 +4208,7 @@
   </w:style>
   <w:style w:type="paragraph" w:customStyle="1" w:styleId="Puntoelenco21">
     <w:name w:val="Punto elenco 21"/>
-    <w:basedOn w:val="Normal"/>
+    <w:basedOn w:val="Normale"/>
     <w:pPr>
       <w:numPr>
         <w:numId w:val="9"/>
@@ -4044,7 +4217,7 @@
   </w:style>
   <w:style w:type="paragraph" w:customStyle="1" w:styleId="Puntoelenco31">
     <w:name w:val="Punto elenco 31"/>
-    <w:basedOn w:val="Normal"/>
+    <w:basedOn w:val="Normale"/>
     <w:pPr>
       <w:numPr>
         <w:numId w:val="8"/>
@@ -4053,7 +4226,7 @@
   </w:style>
   <w:style w:type="paragraph" w:customStyle="1" w:styleId="Puntoelenco41">
     <w:name w:val="Punto elenco 41"/>
-    <w:basedOn w:val="Normal"/>
+    <w:basedOn w:val="Normale"/>
     <w:pPr>
       <w:numPr>
         <w:numId w:val="7"/>
@@ -4062,7 +4235,7 @@
   </w:style>
   <w:style w:type="paragraph" w:customStyle="1" w:styleId="Puntoelenco51">
     <w:name w:val="Punto elenco 51"/>
-    <w:basedOn w:val="Normal"/>
+    <w:basedOn w:val="Normale"/>
     <w:pPr>
       <w:numPr>
         <w:numId w:val="6"/>
@@ -4071,7 +4244,7 @@
   </w:style>
   <w:style w:type="paragraph" w:customStyle="1" w:styleId="Rientrocorpodeltesto21">
     <w:name w:val="Rientro corpo del testo 21"/>
-    <w:basedOn w:val="Normal"/>
+    <w:basedOn w:val="Normale"/>
     <w:pPr>
       <w:spacing w:after="120" w:line="480" w:lineRule="auto"/>
       <w:ind w:left="283"/>
@@ -4079,7 +4252,7 @@
   </w:style>
   <w:style w:type="paragraph" w:customStyle="1" w:styleId="Rientrocorpodeltesto31">
     <w:name w:val="Rientro corpo del testo 31"/>
-    <w:basedOn w:val="Normal"/>
+    <w:basedOn w:val="Normale"/>
     <w:pPr>
       <w:spacing w:after="120"/>
       <w:ind w:left="283"/>
@@ -4091,84 +4264,84 @@
   </w:style>
   <w:style w:type="paragraph" w:customStyle="1" w:styleId="Rientronormale1">
     <w:name w:val="Rientro normale1"/>
-    <w:basedOn w:val="Normal"/>
+    <w:basedOn w:val="Normale"/>
     <w:pPr>
       <w:ind w:left="708"/>
     </w:pPr>
   </w:style>
-  <w:style w:type="paragraph" w:styleId="TOC1">
+  <w:style w:type="paragraph" w:styleId="Sommario1">
     <w:name w:val="toc 1"/>
-    <w:basedOn w:val="Normal"/>
-    <w:next w:val="Normal"/>
-  </w:style>
-  <w:style w:type="paragraph" w:styleId="TOC2">
+    <w:basedOn w:val="Normale"/>
+    <w:next w:val="Normale"/>
+  </w:style>
+  <w:style w:type="paragraph" w:styleId="Sommario2">
     <w:name w:val="toc 2"/>
-    <w:basedOn w:val="Normal"/>
-    <w:next w:val="Normal"/>
+    <w:basedOn w:val="Normale"/>
+    <w:next w:val="Normale"/>
     <w:pPr>
       <w:ind w:left="240"/>
     </w:pPr>
   </w:style>
-  <w:style w:type="paragraph" w:styleId="TOC3">
+  <w:style w:type="paragraph" w:styleId="Sommario3">
     <w:name w:val="toc 3"/>
-    <w:basedOn w:val="Normal"/>
-    <w:next w:val="Normal"/>
+    <w:basedOn w:val="Normale"/>
+    <w:next w:val="Normale"/>
     <w:pPr>
       <w:ind w:left="480"/>
     </w:pPr>
   </w:style>
   <w:style w:type="paragraph" w:customStyle="1" w:styleId="Sommario41">
     <w:name w:val="Sommario 41"/>
-    <w:basedOn w:val="Normal"/>
-    <w:next w:val="Normal"/>
+    <w:basedOn w:val="Normale"/>
+    <w:next w:val="Normale"/>
     <w:pPr>
       <w:ind w:left="720"/>
     </w:pPr>
   </w:style>
   <w:style w:type="paragraph" w:customStyle="1" w:styleId="Sommario51">
     <w:name w:val="Sommario 51"/>
-    <w:basedOn w:val="Normal"/>
-    <w:next w:val="Normal"/>
+    <w:basedOn w:val="Normale"/>
+    <w:next w:val="Normale"/>
     <w:pPr>
       <w:ind w:left="960"/>
     </w:pPr>
   </w:style>
   <w:style w:type="paragraph" w:customStyle="1" w:styleId="Sommario61">
     <w:name w:val="Sommario 61"/>
-    <w:basedOn w:val="Normal"/>
-    <w:next w:val="Normal"/>
+    <w:basedOn w:val="Normale"/>
+    <w:next w:val="Normale"/>
     <w:pPr>
       <w:ind w:left="1200"/>
     </w:pPr>
   </w:style>
   <w:style w:type="paragraph" w:customStyle="1" w:styleId="Sommario71">
     <w:name w:val="Sommario 71"/>
-    <w:basedOn w:val="Normal"/>
-    <w:next w:val="Normal"/>
+    <w:basedOn w:val="Normale"/>
+    <w:next w:val="Normale"/>
     <w:pPr>
       <w:ind w:left="1440"/>
     </w:pPr>
   </w:style>
   <w:style w:type="paragraph" w:customStyle="1" w:styleId="Sommario81">
     <w:name w:val="Sommario 81"/>
-    <w:basedOn w:val="Normal"/>
-    <w:next w:val="Normal"/>
+    <w:basedOn w:val="Normale"/>
+    <w:next w:val="Normale"/>
     <w:pPr>
       <w:ind w:left="1680"/>
     </w:pPr>
   </w:style>
   <w:style w:type="paragraph" w:customStyle="1" w:styleId="Sommario91">
     <w:name w:val="Sommario 91"/>
-    <w:basedOn w:val="Normal"/>
-    <w:next w:val="Normal"/>
+    <w:basedOn w:val="Normale"/>
+    <w:next w:val="Normale"/>
     <w:pPr>
       <w:ind w:left="1920"/>
     </w:pPr>
   </w:style>
-  <w:style w:type="paragraph" w:styleId="Subtitle">
+  <w:style w:type="paragraph" w:styleId="Sottotitolo">
     <w:name w:val="Subtitle"/>
-    <w:basedOn w:val="Normal"/>
-    <w:next w:val="BodyText"/>
+    <w:basedOn w:val="Normale"/>
+    <w:next w:val="Corpotesto"/>
     <w:qFormat/>
     <w:pPr>
       <w:spacing w:after="60"/>
@@ -4181,7 +4354,7 @@
   </w:style>
   <w:style w:type="paragraph" w:customStyle="1" w:styleId="Testocommento1">
     <w:name w:val="Testo commento1"/>
-    <w:basedOn w:val="Normal"/>
+    <w:basedOn w:val="Normale"/>
     <w:rPr>
       <w:sz w:val="20"/>
       <w:szCs w:val="20"/>
@@ -4189,7 +4362,7 @@
   </w:style>
   <w:style w:type="paragraph" w:customStyle="1" w:styleId="Testodelblocco1">
     <w:name w:val="Testo del blocco1"/>
-    <w:basedOn w:val="Normal"/>
+    <w:basedOn w:val="Normale"/>
     <w:pPr>
       <w:spacing w:after="120"/>
       <w:ind w:left="1440" w:right="1440"/>
@@ -4218,33 +4391,33 @@
   </w:style>
   <w:style w:type="paragraph" w:customStyle="1" w:styleId="Testonormale1">
     <w:name w:val="Testo normale1"/>
-    <w:basedOn w:val="Normal"/>
+    <w:basedOn w:val="Normale"/>
     <w:rPr>
       <w:rFonts w:ascii="Courier New" w:hAnsi="Courier New" w:cs="Courier New"/>
       <w:sz w:val="20"/>
       <w:szCs w:val="20"/>
     </w:rPr>
   </w:style>
-  <w:style w:type="paragraph" w:styleId="FootnoteText">
+  <w:style w:type="paragraph" w:styleId="Testonotaapidipagina">
     <w:name w:val="footnote text"/>
-    <w:basedOn w:val="Normal"/>
+    <w:basedOn w:val="Normale"/>
     <w:rPr>
       <w:sz w:val="20"/>
       <w:szCs w:val="20"/>
     </w:rPr>
   </w:style>
-  <w:style w:type="paragraph" w:styleId="EndnoteText">
+  <w:style w:type="paragraph" w:styleId="Testonotadichiusura">
     <w:name w:val="endnote text"/>
-    <w:basedOn w:val="Normal"/>
+    <w:basedOn w:val="Normale"/>
     <w:rPr>
       <w:sz w:val="20"/>
       <w:szCs w:val="20"/>
     </w:rPr>
   </w:style>
-  <w:style w:type="paragraph" w:styleId="IndexHeading">
+  <w:style w:type="paragraph" w:styleId="Titoloindice">
     <w:name w:val="index heading"/>
-    <w:basedOn w:val="Normal"/>
-    <w:next w:val="Index1"/>
+    <w:basedOn w:val="Normale"/>
+    <w:next w:val="Indice1"/>
     <w:rPr>
       <w:rFonts w:ascii="Arial" w:hAnsi="Arial" w:cs="Arial"/>
       <w:b/>
@@ -4253,8 +4426,8 @@
   </w:style>
   <w:style w:type="paragraph" w:customStyle="1" w:styleId="Titoloindicefonti1">
     <w:name w:val="Titolo indice fonti1"/>
-    <w:basedOn w:val="Normal"/>
-    <w:next w:val="Normal"/>
+    <w:basedOn w:val="Normale"/>
+    <w:next w:val="Normale"/>
     <w:pPr>
       <w:spacing w:before="120"/>
     </w:pPr>
@@ -4264,9 +4437,9 @@
       <w:bCs/>
     </w:rPr>
   </w:style>
-  <w:style w:type="paragraph" w:styleId="BalloonText">
+  <w:style w:type="paragraph" w:styleId="Testofumetto">
     <w:name w:val="Balloon Text"/>
-    <w:basedOn w:val="Normal"/>
+    <w:basedOn w:val="Normale"/>
     <w:rPr>
       <w:rFonts w:ascii="Tahoma" w:hAnsi="Tahoma" w:cs="Tahoma"/>
       <w:sz w:val="16"/>
@@ -4275,7 +4448,7 @@
   </w:style>
   <w:style w:type="paragraph" w:customStyle="1" w:styleId="Elencoacolori-Colore11">
     <w:name w:val="Elenco a colori - Colore 11"/>
-    <w:basedOn w:val="Normal"/>
+    <w:basedOn w:val="Normale"/>
     <w:pPr>
       <w:spacing w:after="200" w:line="276" w:lineRule="auto"/>
       <w:ind w:left="720"/>
@@ -4301,9 +4474,9 @@
       <w:lang w:val="it-IT" w:eastAsia="ja-JP"/>
     </w:rPr>
   </w:style>
-  <w:style w:type="paragraph" w:styleId="ListParagraph">
+  <w:style w:type="paragraph" w:styleId="Paragrafoelenco">
     <w:name w:val="List Paragraph"/>
-    <w:basedOn w:val="Normal"/>
+    <w:basedOn w:val="Normale"/>
     <w:qFormat/>
     <w:pPr>
       <w:widowControl w:val="0"/>
@@ -4318,7 +4491,7 @@
   </w:style>
   <w:style w:type="paragraph" w:customStyle="1" w:styleId="TableParagraph">
     <w:name w:val="Table Paragraph"/>
-    <w:basedOn w:val="Normal"/>
+    <w:basedOn w:val="Normale"/>
     <w:pPr>
       <w:widowControl w:val="0"/>
       <w:autoSpaceDE w:val="0"/>
@@ -4333,7 +4506,7 @@
   </w:style>
   <w:style w:type="paragraph" w:customStyle="1" w:styleId="Contenutotabella">
     <w:name w:val="Contenuto tabella"/>
-    <w:basedOn w:val="Normal"/>
+    <w:basedOn w:val="Normale"/>
     <w:pPr>
       <w:widowControl w:val="0"/>
       <w:suppressLineNumbers/>
@@ -4352,15 +4525,15 @@
   </w:style>
   <w:style w:type="paragraph" w:customStyle="1" w:styleId="Contenutocorniceuser">
     <w:name w:val="Contenuto cornice (user)"/>
-    <w:basedOn w:val="Normal"/>
+    <w:basedOn w:val="Normale"/>
   </w:style>
   <w:style w:type="paragraph" w:customStyle="1" w:styleId="Contenutocornice">
     <w:name w:val="Contenuto cornice"/>
-    <w:basedOn w:val="Normal"/>
+    <w:basedOn w:val="Normale"/>
   </w:style>
   <w:style w:type="paragraph" w:customStyle="1" w:styleId="Title1">
     <w:name w:val="Title1"/>
-    <w:basedOn w:val="Normal"/>
+    <w:basedOn w:val="Normale"/>
     <w:pPr>
       <w:spacing w:before="83"/>
       <w:ind w:right="2"/>
